--- a/Documentation/Design_Document_of_Smart_Waste_Management_System.docx
+++ b/Documentation/Design_Document_of_Smart_Waste_Management_System.docx
@@ -40,7 +40,7 @@
             <wp:extent cx="2071688" cy="889950"/>
             <wp:effectExtent b="0" l="0" r="0" t="0"/>
             <wp:wrapTopAndBottom distB="0" distT="0"/>
-            <wp:docPr id="5" name="image1.jpg"/>
+            <wp:docPr id="10" name="image1.jpg"/>
             <a:graphic>
               <a:graphicData uri="http://schemas.openxmlformats.org/drawingml/2006/picture">
                 <pic:pic>
@@ -1791,20 +1791,20 @@
           <w:szCs w:val="26"/>
         </w:rPr>
         <w:drawing>
-          <wp:inline distB="0" distT="0" distL="114300" distR="114300">
-            <wp:extent cx="6153150" cy="3990975"/>
+          <wp:inline distB="114300" distT="114300" distL="114300" distR="114300">
+            <wp:extent cx="6219825" cy="4036555"/>
             <wp:effectExtent b="0" l="0" r="0" t="0"/>
-            <wp:docPr id="10" name="image9.png"/>
+            <wp:docPr id="21" name="image14.png"/>
             <a:graphic>
               <a:graphicData uri="http://schemas.openxmlformats.org/drawingml/2006/picture">
                 <pic:pic>
                   <pic:nvPicPr>
-                    <pic:cNvPr id="0" name="image9.png"/>
+                    <pic:cNvPr id="0" name="image14.png"/>
                     <pic:cNvPicPr preferRelativeResize="0"/>
                   </pic:nvPicPr>
                   <pic:blipFill>
                     <a:blip r:embed="rId7"/>
-                    <a:srcRect b="20430" l="0" r="0" t="2853"/>
+                    <a:srcRect b="8559" l="0" r="0" t="0"/>
                     <a:stretch>
                       <a:fillRect/>
                     </a:stretch>
@@ -1812,7 +1812,7 @@
                   <pic:spPr>
                     <a:xfrm>
                       <a:off x="0" y="0"/>
-                      <a:ext cx="6153150" cy="3990975"/>
+                      <a:ext cx="6219825" cy="4036555"/>
                     </a:xfrm>
                     <a:prstGeom prst="rect"/>
                     <a:ln/>
@@ -2280,12 +2280,12 @@
           <wp:inline distB="114300" distT="114300" distL="114300" distR="114300">
             <wp:extent cx="5698613" cy="3328988"/>
             <wp:effectExtent b="0" l="0" r="0" t="0"/>
-            <wp:docPr id="17" name="image17.png"/>
+            <wp:docPr id="18" name="image6.png"/>
             <a:graphic>
               <a:graphicData uri="http://schemas.openxmlformats.org/drawingml/2006/picture">
                 <pic:pic>
                   <pic:nvPicPr>
-                    <pic:cNvPr id="0" name="image17.png"/>
+                    <pic:cNvPr id="0" name="image6.png"/>
                     <pic:cNvPicPr preferRelativeResize="0"/>
                   </pic:nvPicPr>
                   <pic:blipFill>
@@ -2377,12 +2377,12 @@
           <wp:inline distB="114300" distT="114300" distL="114300" distR="114300">
             <wp:extent cx="5872536" cy="3460086"/>
             <wp:effectExtent b="0" l="0" r="0" t="0"/>
-            <wp:docPr id="3" name="image6.png"/>
+            <wp:docPr id="5" name="image11.png"/>
             <a:graphic>
               <a:graphicData uri="http://schemas.openxmlformats.org/drawingml/2006/picture">
                 <pic:pic>
                   <pic:nvPicPr>
-                    <pic:cNvPr id="0" name="image6.png"/>
+                    <pic:cNvPr id="0" name="image11.png"/>
                     <pic:cNvPicPr preferRelativeResize="0"/>
                   </pic:nvPicPr>
                   <pic:blipFill>
@@ -2474,12 +2474,12 @@
           <wp:inline distB="114300" distT="114300" distL="114300" distR="114300">
             <wp:extent cx="5228273" cy="3353115"/>
             <wp:effectExtent b="0" l="0" r="0" t="0"/>
-            <wp:docPr id="12" name="image14.png"/>
+            <wp:docPr id="14" name="image10.png"/>
             <a:graphic>
               <a:graphicData uri="http://schemas.openxmlformats.org/drawingml/2006/picture">
                 <pic:pic>
                   <pic:nvPicPr>
-                    <pic:cNvPr id="0" name="image14.png"/>
+                    <pic:cNvPr id="0" name="image10.png"/>
                     <pic:cNvPicPr preferRelativeResize="0"/>
                   </pic:nvPicPr>
                   <pic:blipFill>
@@ -2589,12 +2589,12 @@
           <wp:inline distB="114300" distT="114300" distL="114300" distR="114300">
             <wp:extent cx="5811721" cy="3586163"/>
             <wp:effectExtent b="0" l="0" r="0" t="0"/>
-            <wp:docPr id="2" name="image3.png"/>
+            <wp:docPr id="3" name="image9.png"/>
             <a:graphic>
               <a:graphicData uri="http://schemas.openxmlformats.org/drawingml/2006/picture">
                 <pic:pic>
                   <pic:nvPicPr>
-                    <pic:cNvPr id="0" name="image3.png"/>
+                    <pic:cNvPr id="0" name="image9.png"/>
                     <pic:cNvPicPr preferRelativeResize="0"/>
                   </pic:nvPicPr>
                   <pic:blipFill>
@@ -2686,12 +2686,12 @@
           <wp:inline distB="114300" distT="114300" distL="114300" distR="114300">
             <wp:extent cx="5905500" cy="3510330"/>
             <wp:effectExtent b="0" l="0" r="0" t="0"/>
-            <wp:docPr id="18" name="image13.png"/>
+            <wp:docPr id="19" name="image21.png"/>
             <a:graphic>
               <a:graphicData uri="http://schemas.openxmlformats.org/drawingml/2006/picture">
                 <pic:pic>
                   <pic:nvPicPr>
-                    <pic:cNvPr id="0" name="image13.png"/>
+                    <pic:cNvPr id="0" name="image21.png"/>
                     <pic:cNvPicPr preferRelativeResize="0"/>
                   </pic:nvPicPr>
                   <pic:blipFill>
@@ -2801,12 +2801,12 @@
           <wp:inline distB="114300" distT="114300" distL="114300" distR="114300">
             <wp:extent cx="6217920" cy="3581400"/>
             <wp:effectExtent b="0" l="0" r="0" t="0"/>
-            <wp:docPr id="1" name="image5.png"/>
+            <wp:docPr id="1" name="image13.png"/>
             <a:graphic>
               <a:graphicData uri="http://schemas.openxmlformats.org/drawingml/2006/picture">
                 <pic:pic>
                   <pic:nvPicPr>
-                    <pic:cNvPr id="0" name="image5.png"/>
+                    <pic:cNvPr id="0" name="image13.png"/>
                     <pic:cNvPicPr preferRelativeResize="0"/>
                   </pic:nvPicPr>
                   <pic:blipFill>
@@ -2916,12 +2916,12 @@
           <wp:inline distB="114300" distT="114300" distL="114300" distR="114300">
             <wp:extent cx="6075759" cy="3471863"/>
             <wp:effectExtent b="0" l="0" r="0" t="0"/>
-            <wp:docPr id="16" name="image15.png"/>
+            <wp:docPr id="17" name="image17.png"/>
             <a:graphic>
               <a:graphicData uri="http://schemas.openxmlformats.org/drawingml/2006/picture">
                 <pic:pic>
                   <pic:nvPicPr>
-                    <pic:cNvPr id="0" name="image15.png"/>
+                    <pic:cNvPr id="0" name="image17.png"/>
                     <pic:cNvPicPr preferRelativeResize="0"/>
                   </pic:nvPicPr>
                   <pic:blipFill>
@@ -3013,12 +3013,12 @@
           <wp:inline distB="114300" distT="114300" distL="114300" distR="114300">
             <wp:extent cx="6256133" cy="3613791"/>
             <wp:effectExtent b="0" l="0" r="0" t="0"/>
-            <wp:docPr id="19" name="image16.png"/>
+            <wp:docPr id="20" name="image15.png"/>
             <a:graphic>
               <a:graphicData uri="http://schemas.openxmlformats.org/drawingml/2006/picture">
                 <pic:pic>
                   <pic:nvPicPr>
-                    <pic:cNvPr id="0" name="image16.png"/>
+                    <pic:cNvPr id="0" name="image15.png"/>
                     <pic:cNvPicPr preferRelativeResize="0"/>
                   </pic:nvPicPr>
                   <pic:blipFill>
@@ -3152,14 +3152,14 @@
         </w:rPr>
         <w:drawing>
           <wp:inline distB="114300" distT="114300" distL="114300" distR="114300">
-            <wp:extent cx="6217920" cy="3454400"/>
+            <wp:extent cx="6217920" cy="4254500"/>
             <wp:effectExtent b="0" l="0" r="0" t="0"/>
-            <wp:docPr id="8" name="image10.png"/>
+            <wp:docPr id="15" name="image16.png"/>
             <a:graphic>
               <a:graphicData uri="http://schemas.openxmlformats.org/drawingml/2006/picture">
                 <pic:pic>
                   <pic:nvPicPr>
-                    <pic:cNvPr id="0" name="image10.png"/>
+                    <pic:cNvPr id="0" name="image16.png"/>
                     <pic:cNvPicPr preferRelativeResize="0"/>
                   </pic:nvPicPr>
                   <pic:blipFill>
@@ -3172,7 +3172,7 @@
                   <pic:spPr>
                     <a:xfrm>
                       <a:off x="0" y="0"/>
-                      <a:ext cx="6217920" cy="3454400"/>
+                      <a:ext cx="6217920" cy="4254500"/>
                     </a:xfrm>
                     <a:prstGeom prst="rect"/>
                     <a:ln/>
@@ -3265,14 +3265,14 @@
         </w:rPr>
         <w:drawing>
           <wp:inline distB="114300" distT="114300" distL="114300" distR="114300">
-            <wp:extent cx="6217920" cy="4470400"/>
+            <wp:extent cx="6217920" cy="5245100"/>
             <wp:effectExtent b="0" l="0" r="0" t="0"/>
-            <wp:docPr id="9" name="image12.png"/>
+            <wp:docPr id="4" name="image7.png"/>
             <a:graphic>
               <a:graphicData uri="http://schemas.openxmlformats.org/drawingml/2006/picture">
                 <pic:pic>
                   <pic:nvPicPr>
-                    <pic:cNvPr id="0" name="image12.png"/>
+                    <pic:cNvPr id="0" name="image7.png"/>
                     <pic:cNvPicPr preferRelativeResize="0"/>
                   </pic:nvPicPr>
                   <pic:blipFill>
@@ -3285,7 +3285,7 @@
                   <pic:spPr>
                     <a:xfrm>
                       <a:off x="0" y="0"/>
-                      <a:ext cx="6217920" cy="4470400"/>
+                      <a:ext cx="6217920" cy="5245100"/>
                     </a:xfrm>
                     <a:prstGeom prst="rect"/>
                     <a:ln/>
@@ -3359,7 +3359,7 @@
           <w:szCs w:val="26"/>
           <w:rtl w:val="0"/>
         </w:rPr>
-        <w:t xml:space="preserve">The sequence diagram explains the time-ordered interaction among system components during complaint handling and notification flow. It shows how a complaint is submitted by a citizen, processed by the backend, stored in the database, reviewed by the admin, and then returned to the user as an updated complaint status.</w:t>
+        <w:t xml:space="preserve">The sequence diagram explains the time-ordered interaction among system components during complaint handling and notification flow. It shows how a complaint is submitted by a user, processed by the backend, stored in the database, reviewed by the admin, and then returned to the user as an updated complaint status.</w:t>
       </w:r>
     </w:p>
     <w:p>
@@ -3379,14 +3379,14 @@
         </w:rPr>
         <w:drawing>
           <wp:inline distB="114300" distT="114300" distL="114300" distR="114300">
-            <wp:extent cx="6217920" cy="6985000"/>
+            <wp:extent cx="6217920" cy="6819900"/>
             <wp:effectExtent b="0" l="0" r="0" t="0"/>
-            <wp:docPr id="14" name="image18.png"/>
+            <wp:docPr id="13" name="image20.png"/>
             <a:graphic>
               <a:graphicData uri="http://schemas.openxmlformats.org/drawingml/2006/picture">
                 <pic:pic>
                   <pic:nvPicPr>
-                    <pic:cNvPr id="0" name="image18.png"/>
+                    <pic:cNvPr id="0" name="image20.png"/>
                     <pic:cNvPicPr preferRelativeResize="0"/>
                   </pic:nvPicPr>
                   <pic:blipFill>
@@ -3399,7 +3399,7 @@
                   <pic:spPr>
                     <a:xfrm>
                       <a:off x="0" y="0"/>
-                      <a:ext cx="6217920" cy="6985000"/>
+                      <a:ext cx="6217920" cy="6819900"/>
                     </a:xfrm>
                     <a:prstGeom prst="rect"/>
                     <a:ln/>
@@ -3523,10 +3523,10 @@
           <w:szCs w:val="26"/>
         </w:rPr>
         <w:drawing>
-          <wp:inline distB="0" distT="0" distL="114300" distR="114300">
-            <wp:extent cx="6038850" cy="4867275"/>
+          <wp:inline distB="114300" distT="114300" distL="114300" distR="114300">
+            <wp:extent cx="6217920" cy="4406900"/>
             <wp:effectExtent b="0" l="0" r="0" t="0"/>
-            <wp:docPr id="11" name="image19.png"/>
+            <wp:docPr id="7" name="image19.png"/>
             <a:graphic>
               <a:graphicData uri="http://schemas.openxmlformats.org/drawingml/2006/picture">
                 <pic:pic>
@@ -3536,7 +3536,7 @@
                   </pic:nvPicPr>
                   <pic:blipFill>
                     <a:blip r:embed="rId19"/>
-                    <a:srcRect b="0" l="0" r="0" t="-988"/>
+                    <a:srcRect b="0" l="0" r="0" t="0"/>
                     <a:stretch>
                       <a:fillRect/>
                     </a:stretch>
@@ -3544,7 +3544,7 @@
                   <pic:spPr>
                     <a:xfrm>
                       <a:off x="0" y="0"/>
-                      <a:ext cx="6038850" cy="4867275"/>
+                      <a:ext cx="6217920" cy="4406900"/>
                     </a:xfrm>
                     <a:prstGeom prst="rect"/>
                     <a:ln/>
@@ -3565,15 +3565,6 @@
       <w:pPr>
         <w:jc w:val="both"/>
         <w:rPr>
-          <w:i w:val="1"/>
-          <w:iCs w:val="1"/>
-          <w:color w:val="4a5568"/>
-          <w:sz w:val="20"/>
-          <w:szCs w:val="20"/>
-        </w:rPr>
-      </w:pPr>
-      <w:r>
-        <w:rPr>
           <w:rFonts w:ascii="Verdana" w:cs="Verdana" w:eastAsia="Verdana" w:hAnsi="Verdana"/>
           <w:b w:val="0"/>
           <w:bCs w:val="0"/>
@@ -3582,28 +3573,26 @@
           <w:color w:val="4a5568"/>
           <w:sz w:val="20"/>
           <w:szCs w:val="20"/>
-          <w:rtl w:val="0"/>
-        </w:rPr>
-        <w:t xml:space="preserve">Figure 4. ER diagram for the core project</w:t>
-      </w:r>
-      <w:r>
-        <w:rPr>
-          <w:rtl w:val="0"/>
-        </w:rPr>
-      </w:r>
-    </w:p>
-    <w:p>
-      <w:pPr>
-        <w:jc w:val="both"/>
-        <w:rPr>
+        </w:rPr>
+      </w:pPr>
+      <w:r>
+        <w:rPr>
+          <w:rFonts w:ascii="Verdana" w:cs="Verdana" w:eastAsia="Verdana" w:hAnsi="Verdana"/>
+          <w:b w:val="0"/>
+          <w:bCs w:val="0"/>
           <w:i w:val="1"/>
           <w:iCs w:val="1"/>
           <w:color w:val="4a5568"/>
           <w:sz w:val="20"/>
           <w:szCs w:val="20"/>
-        </w:rPr>
-      </w:pPr>
-      <w:r>
+          <w:rtl w:val="0"/>
+        </w:rPr>
+        <w:t xml:space="preserve">Figure 4. ER diagram for the core project</w:t>
+      </w:r>
+    </w:p>
+    <w:p>
+      <w:pPr>
+        <w:jc w:val="both"/>
         <w:rPr>
           <w:i w:val="1"/>
           <w:iCs w:val="1"/>
@@ -3611,16 +3600,81 @@
           <w:sz w:val="20"/>
           <w:szCs w:val="20"/>
         </w:rPr>
+      </w:pPr>
+      <w:r>
+        <w:rPr>
+          <w:rtl w:val="0"/>
+        </w:rPr>
+      </w:r>
+    </w:p>
+    <w:p>
+      <w:pPr>
+        <w:jc w:val="both"/>
+        <w:rPr>
+          <w:i w:val="1"/>
+          <w:iCs w:val="1"/>
+          <w:color w:val="4a5568"/>
+          <w:sz w:val="20"/>
+          <w:szCs w:val="20"/>
+        </w:rPr>
+      </w:pPr>
+      <w:r>
+        <w:pict>
+          <v:rect style="width:0.0pt;height:1.5pt" o:hr="t" o:hrstd="t" o:hralign="center" fillcolor="#A0A0A0" stroked="f"/>
+        </w:pict>
+      </w:r>
+      <w:r>
+        <w:rPr>
+          <w:rtl w:val="0"/>
+        </w:rPr>
+      </w:r>
+    </w:p>
+    <w:p>
+      <w:pPr>
+        <w:jc w:val="both"/>
+        <w:rPr>
+          <w:i w:val="1"/>
+          <w:iCs w:val="1"/>
+          <w:color w:val="4a5568"/>
+          <w:sz w:val="20"/>
+          <w:szCs w:val="20"/>
+        </w:rPr>
+      </w:pPr>
+      <w:r>
+        <w:rPr>
+          <w:rtl w:val="0"/>
+        </w:rPr>
+      </w:r>
+    </w:p>
+    <w:p>
+      <w:pPr>
+        <w:jc w:val="both"/>
+        <w:rPr>
+          <w:i w:val="1"/>
+          <w:iCs w:val="1"/>
+          <w:color w:val="4a5568"/>
+          <w:sz w:val="20"/>
+          <w:szCs w:val="20"/>
+        </w:rPr>
+      </w:pPr>
+      <w:r>
+        <w:rPr>
+          <w:i w:val="1"/>
+          <w:iCs w:val="1"/>
+          <w:color w:val="4a5568"/>
+          <w:sz w:val="20"/>
+          <w:szCs w:val="20"/>
+        </w:rPr>
         <w:drawing>
           <wp:inline distB="114300" distT="114300" distL="114300" distR="114300">
-            <wp:extent cx="6217920" cy="2082800"/>
+            <wp:extent cx="6217920" cy="1714500"/>
             <wp:effectExtent b="0" l="0" r="0" t="0"/>
-            <wp:docPr id="13" name="image8.png"/>
+            <wp:docPr id="12" name="image12.png"/>
             <a:graphic>
               <a:graphicData uri="http://schemas.openxmlformats.org/drawingml/2006/picture">
                 <pic:pic>
                   <pic:nvPicPr>
-                    <pic:cNvPr id="0" name="image8.png"/>
+                    <pic:cNvPr id="0" name="image12.png"/>
                     <pic:cNvPicPr preferRelativeResize="0"/>
                   </pic:nvPicPr>
                   <pic:blipFill>
@@ -3633,7 +3687,7 @@
                   <pic:spPr>
                     <a:xfrm>
                       <a:off x="0" y="0"/>
-                      <a:ext cx="6217920" cy="2082800"/>
+                      <a:ext cx="6217920" cy="1714500"/>
                     </a:xfrm>
                     <a:prstGeom prst="rect"/>
                     <a:ln/>
@@ -3663,22 +3717,78 @@
       </w:pPr>
       <w:r>
         <w:rPr>
+          <w:rtl w:val="0"/>
+        </w:rPr>
+      </w:r>
+    </w:p>
+    <w:p>
+      <w:pPr>
+        <w:jc w:val="both"/>
+        <w:rPr>
           <w:i w:val="1"/>
           <w:iCs w:val="1"/>
           <w:color w:val="4a5568"/>
           <w:sz w:val="20"/>
           <w:szCs w:val="20"/>
         </w:rPr>
+      </w:pPr>
+      <w:r>
+        <w:pict>
+          <v:rect style="width:0.0pt;height:1.5pt" o:hr="t" o:hrstd="t" o:hralign="center" fillcolor="#A0A0A0" stroked="f"/>
+        </w:pict>
+      </w:r>
+      <w:r>
+        <w:rPr>
+          <w:rtl w:val="0"/>
+        </w:rPr>
+      </w:r>
+    </w:p>
+    <w:p>
+      <w:pPr>
+        <w:jc w:val="both"/>
+        <w:rPr>
+          <w:i w:val="1"/>
+          <w:iCs w:val="1"/>
+          <w:color w:val="4a5568"/>
+          <w:sz w:val="20"/>
+          <w:szCs w:val="20"/>
+        </w:rPr>
+      </w:pPr>
+      <w:r>
+        <w:rPr>
+          <w:rtl w:val="0"/>
+        </w:rPr>
+      </w:r>
+    </w:p>
+    <w:p>
+      <w:pPr>
+        <w:jc w:val="both"/>
+        <w:rPr>
+          <w:i w:val="1"/>
+          <w:iCs w:val="1"/>
+          <w:color w:val="4a5568"/>
+          <w:sz w:val="20"/>
+          <w:szCs w:val="20"/>
+        </w:rPr>
+      </w:pPr>
+      <w:r>
+        <w:rPr>
+          <w:i w:val="1"/>
+          <w:iCs w:val="1"/>
+          <w:color w:val="4a5568"/>
+          <w:sz w:val="20"/>
+          <w:szCs w:val="20"/>
+        </w:rPr>
         <w:drawing>
           <wp:inline distB="114300" distT="114300" distL="114300" distR="114300">
-            <wp:extent cx="6217920" cy="1930400"/>
+            <wp:extent cx="6217920" cy="2133600"/>
             <wp:effectExtent b="0" l="0" r="0" t="0"/>
-            <wp:docPr id="15" name="image11.png"/>
+            <wp:docPr id="2" name="image2.png"/>
             <a:graphic>
               <a:graphicData uri="http://schemas.openxmlformats.org/drawingml/2006/picture">
                 <pic:pic>
                   <pic:nvPicPr>
-                    <pic:cNvPr id="0" name="image11.png"/>
+                    <pic:cNvPr id="0" name="image2.png"/>
                     <pic:cNvPicPr preferRelativeResize="0"/>
                   </pic:nvPicPr>
                   <pic:blipFill>
@@ -3691,7 +3801,7 @@
                   <pic:spPr>
                     <a:xfrm>
                       <a:off x="0" y="0"/>
-                      <a:ext cx="6217920" cy="1930400"/>
+                      <a:ext cx="6217920" cy="2133600"/>
                     </a:xfrm>
                     <a:prstGeom prst="rect"/>
                     <a:ln/>
@@ -3785,14 +3895,14 @@
         </w:rPr>
         <w:drawing>
           <wp:inline distB="114300" distT="114300" distL="114300" distR="114300">
-            <wp:extent cx="6217920" cy="2552700"/>
+            <wp:extent cx="6217920" cy="1828800"/>
             <wp:effectExtent b="0" l="0" r="0" t="0"/>
-            <wp:docPr id="7" name="image7.png"/>
+            <wp:docPr id="9" name="image5.png"/>
             <a:graphic>
               <a:graphicData uri="http://schemas.openxmlformats.org/drawingml/2006/picture">
                 <pic:pic>
                   <pic:nvPicPr>
-                    <pic:cNvPr id="0" name="image7.png"/>
+                    <pic:cNvPr id="0" name="image5.png"/>
                     <pic:cNvPicPr preferRelativeResize="0"/>
                   </pic:nvPicPr>
                   <pic:blipFill>
@@ -3805,7 +3915,7 @@
                   <pic:spPr>
                     <a:xfrm>
                       <a:off x="0" y="0"/>
-                      <a:ext cx="6217920" cy="2552700"/>
+                      <a:ext cx="6217920" cy="1828800"/>
                     </a:xfrm>
                     <a:prstGeom prst="rect"/>
                     <a:ln/>
@@ -3851,11 +3961,6 @@
         </w:rPr>
       </w:pPr>
       <w:r>
-        <w:pict>
-          <v:rect style="width:0.0pt;height:1.5pt" o:hr="t" o:hrstd="t" o:hralign="center" fillcolor="#A0A0A0" stroked="f"/>
-        </w:pict>
-      </w:r>
-      <w:r>
         <w:rPr>
           <w:rtl w:val="0"/>
         </w:rPr>
@@ -3873,6 +3978,19 @@
         </w:rPr>
       </w:pPr>
       <w:r>
+        <w:pict>
+          <v:rect style="width:0.0pt;height:1.5pt" o:hr="t" o:hrstd="t" o:hralign="center" fillcolor="#A0A0A0" stroked="f"/>
+        </w:pict>
+      </w:r>
+      <w:r>
+        <w:rPr>
+          <w:rtl w:val="0"/>
+        </w:rPr>
+      </w:r>
+    </w:p>
+    <w:p>
+      <w:pPr>
+        <w:jc w:val="both"/>
         <w:rPr>
           <w:i w:val="1"/>
           <w:iCs w:val="1"/>
@@ -3880,16 +3998,42 @@
           <w:sz w:val="20"/>
           <w:szCs w:val="20"/>
         </w:rPr>
+      </w:pPr>
+      <w:r>
+        <w:rPr>
+          <w:rtl w:val="0"/>
+        </w:rPr>
+      </w:r>
+    </w:p>
+    <w:p>
+      <w:pPr>
+        <w:jc w:val="both"/>
+        <w:rPr>
+          <w:i w:val="1"/>
+          <w:iCs w:val="1"/>
+          <w:color w:val="4a5568"/>
+          <w:sz w:val="20"/>
+          <w:szCs w:val="20"/>
+        </w:rPr>
+      </w:pPr>
+      <w:r>
+        <w:rPr>
+          <w:i w:val="1"/>
+          <w:iCs w:val="1"/>
+          <w:color w:val="4a5568"/>
+          <w:sz w:val="20"/>
+          <w:szCs w:val="20"/>
+        </w:rPr>
         <w:drawing>
           <wp:inline distB="114300" distT="114300" distL="114300" distR="114300">
-            <wp:extent cx="6217920" cy="2146300"/>
+            <wp:extent cx="6217920" cy="1778000"/>
             <wp:effectExtent b="0" l="0" r="0" t="0"/>
-            <wp:docPr id="4" name="image2.png"/>
+            <wp:docPr id="11" name="image3.png"/>
             <a:graphic>
               <a:graphicData uri="http://schemas.openxmlformats.org/drawingml/2006/picture">
                 <pic:pic>
                   <pic:nvPicPr>
-                    <pic:cNvPr id="0" name="image2.png"/>
+                    <pic:cNvPr id="0" name="image3.png"/>
                     <pic:cNvPicPr preferRelativeResize="0"/>
                   </pic:nvPicPr>
                   <pic:blipFill>
@@ -3902,7 +4046,7 @@
                   <pic:spPr>
                     <a:xfrm>
                       <a:off x="0" y="0"/>
-                      <a:ext cx="6217920" cy="2146300"/>
+                      <a:ext cx="6217920" cy="1778000"/>
                     </a:xfrm>
                     <a:prstGeom prst="rect"/>
                     <a:ln/>
@@ -3948,11 +4092,6 @@
         </w:rPr>
       </w:pPr>
       <w:r>
-        <w:pict>
-          <v:rect style="width:0.0pt;height:1.5pt" o:hr="t" o:hrstd="t" o:hralign="center" fillcolor="#A0A0A0" stroked="f"/>
-        </w:pict>
-      </w:r>
-      <w:r>
         <w:rPr>
           <w:rtl w:val="0"/>
         </w:rPr>
@@ -3970,6 +4109,19 @@
         </w:rPr>
       </w:pPr>
       <w:r>
+        <w:pict>
+          <v:rect style="width:0.0pt;height:1.5pt" o:hr="t" o:hrstd="t" o:hralign="center" fillcolor="#A0A0A0" stroked="f"/>
+        </w:pict>
+      </w:r>
+      <w:r>
+        <w:rPr>
+          <w:rtl w:val="0"/>
+        </w:rPr>
+      </w:r>
+    </w:p>
+    <w:p>
+      <w:pPr>
+        <w:jc w:val="both"/>
         <w:rPr>
           <w:i w:val="1"/>
           <w:iCs w:val="1"/>
@@ -3977,16 +4129,25 @@
           <w:sz w:val="20"/>
           <w:szCs w:val="20"/>
         </w:rPr>
+      </w:pPr>
+      <w:r>
+        <w:rPr>
+          <w:i w:val="1"/>
+          <w:iCs w:val="1"/>
+          <w:color w:val="4a5568"/>
+          <w:sz w:val="20"/>
+          <w:szCs w:val="20"/>
+        </w:rPr>
         <w:drawing>
           <wp:inline distB="114300" distT="114300" distL="114300" distR="114300">
-            <wp:extent cx="6217920" cy="2120900"/>
+            <wp:extent cx="6217920" cy="1943100"/>
             <wp:effectExtent b="0" l="0" r="0" t="0"/>
-            <wp:docPr id="6" name="image4.png"/>
+            <wp:docPr id="16" name="image8.png"/>
             <a:graphic>
               <a:graphicData uri="http://schemas.openxmlformats.org/drawingml/2006/picture">
                 <pic:pic>
                   <pic:nvPicPr>
-                    <pic:cNvPr id="0" name="image4.png"/>
+                    <pic:cNvPr id="0" name="image8.png"/>
                     <pic:cNvPicPr preferRelativeResize="0"/>
                   </pic:nvPicPr>
                   <pic:blipFill>
@@ -3999,7 +4160,7 @@
                   <pic:spPr>
                     <a:xfrm>
                       <a:off x="0" y="0"/>
-                      <a:ext cx="6217920" cy="2120900"/>
+                      <a:ext cx="6217920" cy="1943100"/>
                     </a:xfrm>
                     <a:prstGeom prst="rect"/>
                     <a:ln/>
@@ -4045,6 +4206,251 @@
         </w:rPr>
       </w:pPr>
       <w:r>
+        <w:pict>
+          <v:rect style="width:0.0pt;height:1.5pt" o:hr="t" o:hrstd="t" o:hralign="center" fillcolor="#A0A0A0" stroked="f"/>
+        </w:pict>
+      </w:r>
+      <w:r>
+        <w:rPr>
+          <w:rtl w:val="0"/>
+        </w:rPr>
+      </w:r>
+    </w:p>
+    <w:p>
+      <w:pPr>
+        <w:jc w:val="both"/>
+        <w:rPr>
+          <w:i w:val="1"/>
+          <w:iCs w:val="1"/>
+          <w:color w:val="4a5568"/>
+          <w:sz w:val="20"/>
+          <w:szCs w:val="20"/>
+        </w:rPr>
+      </w:pPr>
+      <w:r>
+        <w:rPr>
+          <w:rtl w:val="0"/>
+        </w:rPr>
+      </w:r>
+    </w:p>
+    <w:p>
+      <w:pPr>
+        <w:jc w:val="both"/>
+        <w:rPr>
+          <w:i w:val="1"/>
+          <w:iCs w:val="1"/>
+          <w:color w:val="4a5568"/>
+          <w:sz w:val="20"/>
+          <w:szCs w:val="20"/>
+        </w:rPr>
+      </w:pPr>
+      <w:r>
+        <w:rPr>
+          <w:i w:val="1"/>
+          <w:iCs w:val="1"/>
+          <w:color w:val="4a5568"/>
+          <w:sz w:val="20"/>
+          <w:szCs w:val="20"/>
+        </w:rPr>
+        <w:drawing>
+          <wp:inline distB="114300" distT="114300" distL="114300" distR="114300">
+            <wp:extent cx="6217920" cy="1397000"/>
+            <wp:effectExtent b="0" l="0" r="0" t="0"/>
+            <wp:docPr id="6" name="image18.png"/>
+            <a:graphic>
+              <a:graphicData uri="http://schemas.openxmlformats.org/drawingml/2006/picture">
+                <pic:pic>
+                  <pic:nvPicPr>
+                    <pic:cNvPr id="0" name="image18.png"/>
+                    <pic:cNvPicPr preferRelativeResize="0"/>
+                  </pic:nvPicPr>
+                  <pic:blipFill>
+                    <a:blip r:embed="rId25"/>
+                    <a:srcRect b="0" l="0" r="0" t="0"/>
+                    <a:stretch>
+                      <a:fillRect/>
+                    </a:stretch>
+                  </pic:blipFill>
+                  <pic:spPr>
+                    <a:xfrm>
+                      <a:off x="0" y="0"/>
+                      <a:ext cx="6217920" cy="1397000"/>
+                    </a:xfrm>
+                    <a:prstGeom prst="rect"/>
+                    <a:ln/>
+                  </pic:spPr>
+                </pic:pic>
+              </a:graphicData>
+            </a:graphic>
+          </wp:inline>
+        </w:drawing>
+      </w:r>
+      <w:r>
+        <w:rPr>
+          <w:rtl w:val="0"/>
+        </w:rPr>
+      </w:r>
+    </w:p>
+    <w:p>
+      <w:pPr>
+        <w:jc w:val="both"/>
+        <w:rPr>
+          <w:i w:val="1"/>
+          <w:iCs w:val="1"/>
+          <w:color w:val="4a5568"/>
+          <w:sz w:val="20"/>
+          <w:szCs w:val="20"/>
+        </w:rPr>
+      </w:pPr>
+      <w:r>
+        <w:rPr>
+          <w:rtl w:val="0"/>
+        </w:rPr>
+      </w:r>
+    </w:p>
+    <w:p>
+      <w:pPr>
+        <w:jc w:val="both"/>
+        <w:rPr>
+          <w:i w:val="1"/>
+          <w:iCs w:val="1"/>
+          <w:color w:val="4a5568"/>
+          <w:sz w:val="20"/>
+          <w:szCs w:val="20"/>
+        </w:rPr>
+      </w:pPr>
+      <w:r>
+        <w:pict>
+          <v:rect style="width:0.0pt;height:1.5pt" o:hr="t" o:hrstd="t" o:hralign="center" fillcolor="#A0A0A0" stroked="f"/>
+        </w:pict>
+      </w:r>
+      <w:r>
+        <w:rPr>
+          <w:rtl w:val="0"/>
+        </w:rPr>
+      </w:r>
+    </w:p>
+    <w:p>
+      <w:pPr>
+        <w:jc w:val="both"/>
+        <w:rPr>
+          <w:i w:val="1"/>
+          <w:iCs w:val="1"/>
+          <w:color w:val="4a5568"/>
+          <w:sz w:val="20"/>
+          <w:szCs w:val="20"/>
+        </w:rPr>
+      </w:pPr>
+      <w:r>
+        <w:rPr>
+          <w:rtl w:val="0"/>
+        </w:rPr>
+      </w:r>
+    </w:p>
+    <w:p>
+      <w:pPr>
+        <w:jc w:val="both"/>
+        <w:rPr>
+          <w:i w:val="1"/>
+          <w:iCs w:val="1"/>
+          <w:color w:val="4a5568"/>
+          <w:sz w:val="20"/>
+          <w:szCs w:val="20"/>
+        </w:rPr>
+      </w:pPr>
+      <w:r>
+        <w:rPr>
+          <w:i w:val="1"/>
+          <w:iCs w:val="1"/>
+          <w:color w:val="4a5568"/>
+          <w:sz w:val="20"/>
+          <w:szCs w:val="20"/>
+        </w:rPr>
+        <w:drawing>
+          <wp:inline distB="114300" distT="114300" distL="114300" distR="114300">
+            <wp:extent cx="6217920" cy="1333500"/>
+            <wp:effectExtent b="0" l="0" r="0" t="0"/>
+            <wp:docPr id="8" name="image4.png"/>
+            <a:graphic>
+              <a:graphicData uri="http://schemas.openxmlformats.org/drawingml/2006/picture">
+                <pic:pic>
+                  <pic:nvPicPr>
+                    <pic:cNvPr id="0" name="image4.png"/>
+                    <pic:cNvPicPr preferRelativeResize="0"/>
+                  </pic:nvPicPr>
+                  <pic:blipFill>
+                    <a:blip r:embed="rId26"/>
+                    <a:srcRect b="0" l="0" r="0" t="0"/>
+                    <a:stretch>
+                      <a:fillRect/>
+                    </a:stretch>
+                  </pic:blipFill>
+                  <pic:spPr>
+                    <a:xfrm>
+                      <a:off x="0" y="0"/>
+                      <a:ext cx="6217920" cy="1333500"/>
+                    </a:xfrm>
+                    <a:prstGeom prst="rect"/>
+                    <a:ln/>
+                  </pic:spPr>
+                </pic:pic>
+              </a:graphicData>
+            </a:graphic>
+          </wp:inline>
+        </w:drawing>
+      </w:r>
+      <w:r>
+        <w:rPr>
+          <w:rtl w:val="0"/>
+        </w:rPr>
+      </w:r>
+    </w:p>
+    <w:p>
+      <w:pPr>
+        <w:jc w:val="both"/>
+        <w:rPr>
+          <w:i w:val="1"/>
+          <w:iCs w:val="1"/>
+          <w:color w:val="4a5568"/>
+          <w:sz w:val="20"/>
+          <w:szCs w:val="20"/>
+        </w:rPr>
+      </w:pPr>
+      <w:r>
+        <w:rPr>
+          <w:rtl w:val="0"/>
+        </w:rPr>
+      </w:r>
+    </w:p>
+    <w:p>
+      <w:pPr>
+        <w:jc w:val="both"/>
+        <w:rPr>
+          <w:i w:val="1"/>
+          <w:iCs w:val="1"/>
+          <w:color w:val="4a5568"/>
+          <w:sz w:val="20"/>
+          <w:szCs w:val="20"/>
+        </w:rPr>
+      </w:pPr>
+      <w:r>
+        <w:rPr>
+          <w:rtl w:val="0"/>
+        </w:rPr>
+      </w:r>
+    </w:p>
+    <w:p>
+      <w:pPr>
+        <w:jc w:val="both"/>
+        <w:rPr>
+          <w:i w:val="1"/>
+          <w:iCs w:val="1"/>
+          <w:color w:val="4a5568"/>
+          <w:sz w:val="20"/>
+          <w:szCs w:val="20"/>
+        </w:rPr>
+      </w:pPr>
+      <w:r>
         <w:rPr>
           <w:rtl w:val="0"/>
         </w:rPr>
@@ -4054,63 +4460,80 @@
       <w:pPr>
         <w:pStyle w:val="Heading1"/>
         <w:jc w:val="both"/>
+        <w:rPr>
+          <w:rFonts w:ascii="Jost" w:cs="Jost" w:eastAsia="Jost" w:hAnsi="Jost"/>
+          <w:sz w:val="26"/>
+          <w:szCs w:val="26"/>
+        </w:rPr>
+      </w:pPr>
+      <w:r>
         <w:rPr>
           <w:rFonts w:ascii="Jost" w:cs="Jost" w:eastAsia="Jost" w:hAnsi="Jost"/>
           <w:sz w:val="36"/>
           <w:szCs w:val="36"/>
-        </w:rPr>
-      </w:pPr>
-      <w:r>
-        <w:rPr>
-          <w:rFonts w:ascii="Jost" w:cs="Jost" w:eastAsia="Jost" w:hAnsi="Jost"/>
-          <w:sz w:val="36"/>
-          <w:szCs w:val="36"/>
           <w:rtl w:val="0"/>
         </w:rPr>
         <w:t xml:space="preserve">8. Database Entity Summary</w:t>
+      </w:r>
+      <w:r>
+        <w:rPr>
+          <w:rtl w:val="0"/>
+        </w:rPr>
       </w:r>
     </w:p>
     <w:tbl>
       <w:tblPr>
         <w:tblStyle w:val="Table3"/>
-        <w:tblW w:w="9792.0" w:type="dxa"/>
-        <w:jc w:val="center"/>
+        <w:tblW w:w="9420.0" w:type="dxa"/>
+        <w:jc w:val="left"/>
         <w:tblBorders>
-          <w:top w:color="000000" w:space="0" w:sz="4" w:val="single"/>
-          <w:left w:color="000000" w:space="0" w:sz="4" w:val="single"/>
-          <w:bottom w:color="000000" w:space="0" w:sz="4" w:val="single"/>
-          <w:right w:color="000000" w:space="0" w:sz="4" w:val="single"/>
-          <w:insideH w:color="000000" w:space="0" w:sz="4" w:val="single"/>
-          <w:insideV w:color="000000" w:space="0" w:sz="4" w:val="single"/>
+          <w:top w:color="000000" w:space="0" w:sz="0" w:val="nil"/>
+          <w:left w:color="000000" w:space="0" w:sz="0" w:val="nil"/>
+          <w:bottom w:color="000000" w:space="0" w:sz="0" w:val="nil"/>
+          <w:right w:color="000000" w:space="0" w:sz="0" w:val="nil"/>
+          <w:insideH w:color="000000" w:space="0" w:sz="0" w:val="nil"/>
+          <w:insideV w:color="000000" w:space="0" w:sz="0" w:val="nil"/>
         </w:tblBorders>
         <w:tblLayout w:type="fixed"/>
-        <w:tblLook w:val="0400"/>
+        <w:tblLook w:val="0600"/>
       </w:tblPr>
       <w:tblGrid>
-        <w:gridCol w:w="3264"/>
-        <w:gridCol w:w="3264"/>
-        <w:gridCol w:w="3264"/>
+        <w:gridCol w:w="2115"/>
+        <w:gridCol w:w="3315"/>
+        <w:gridCol w:w="3990"/>
         <w:tblGridChange w:id="0">
           <w:tblGrid>
-            <w:gridCol w:w="3264"/>
-            <w:gridCol w:w="3264"/>
-            <w:gridCol w:w="3264"/>
+            <w:gridCol w:w="2115"/>
+            <w:gridCol w:w="3315"/>
+            <w:gridCol w:w="3990"/>
           </w:tblGrid>
         </w:tblGridChange>
       </w:tblGrid>
       <w:tr>
         <w:trPr>
           <w:cantSplit w:val="0"/>
+          <w:trHeight w:val="515" w:hRule="atLeast"/>
           <w:tblHeader w:val="0"/>
         </w:trPr>
         <w:tc>
           <w:tcPr>
-            <w:shd w:fill="2f5d8c" w:val="clear"/>
-            <w:vAlign w:val="center"/>
+            <w:tcBorders>
+              <w:top w:color="000000" w:space="0" w:sz="4" w:val="single"/>
+              <w:left w:color="000000" w:space="0" w:sz="4" w:val="single"/>
+              <w:bottom w:color="000000" w:space="0" w:sz="4" w:val="single"/>
+              <w:right w:color="000000" w:space="0" w:sz="4" w:val="single"/>
+            </w:tcBorders>
+            <w:tcMar>
+              <w:top w:w="100.0" w:type="dxa"/>
+              <w:left w:w="100.0" w:type="dxa"/>
+              <w:bottom w:w="100.0" w:type="dxa"/>
+              <w:right w:w="100.0" w:type="dxa"/>
+            </w:tcMar>
+            <w:vAlign w:val="top"/>
           </w:tcPr>
           <w:p>
             <w:pPr>
-              <w:jc w:val="both"/>
+              <w:jc w:val="center"/>
               <w:rPr>
                 <w:rFonts w:ascii="Jost" w:cs="Jost" w:eastAsia="Jost" w:hAnsi="Jost"/>
                 <w:sz w:val="26"/>
@@ -4119,14 +4542,11 @@
             </w:pPr>
             <w:r>
               <w:rPr>
-                <w:rFonts w:ascii="Verdana" w:cs="Verdana" w:eastAsia="Verdana" w:hAnsi="Verdana"/>
+                <w:rFonts w:ascii="Jost" w:cs="Jost" w:eastAsia="Jost" w:hAnsi="Jost"/>
                 <w:b w:val="1"/>
                 <w:bCs w:val="1"/>
-                <w:i w:val="0"/>
-                <w:iCs w:val="0"/>
-                <w:color w:val="ffffff"/>
-                <w:sz w:val="21"/>
-                <w:szCs w:val="21"/>
+                <w:sz w:val="26"/>
+                <w:szCs w:val="26"/>
                 <w:rtl w:val="0"/>
               </w:rPr>
               <w:t xml:space="preserve">Entity</w:t>
@@ -4140,12 +4560,23 @@
         </w:tc>
         <w:tc>
           <w:tcPr>
-            <w:shd w:fill="2f5d8c" w:val="clear"/>
-            <w:vAlign w:val="center"/>
+            <w:tcBorders>
+              <w:top w:color="000000" w:space="0" w:sz="4" w:val="single"/>
+              <w:left w:color="000000" w:space="0" w:sz="4" w:val="single"/>
+              <w:bottom w:color="000000" w:space="0" w:sz="4" w:val="single"/>
+              <w:right w:color="000000" w:space="0" w:sz="4" w:val="single"/>
+            </w:tcBorders>
+            <w:tcMar>
+              <w:top w:w="100.0" w:type="dxa"/>
+              <w:left w:w="100.0" w:type="dxa"/>
+              <w:bottom w:w="100.0" w:type="dxa"/>
+              <w:right w:w="100.0" w:type="dxa"/>
+            </w:tcMar>
+            <w:vAlign w:val="top"/>
           </w:tcPr>
           <w:p>
             <w:pPr>
-              <w:jc w:val="both"/>
+              <w:jc w:val="center"/>
               <w:rPr>
                 <w:rFonts w:ascii="Jost" w:cs="Jost" w:eastAsia="Jost" w:hAnsi="Jost"/>
                 <w:sz w:val="26"/>
@@ -4154,14 +4585,11 @@
             </w:pPr>
             <w:r>
               <w:rPr>
-                <w:rFonts w:ascii="Verdana" w:cs="Verdana" w:eastAsia="Verdana" w:hAnsi="Verdana"/>
+                <w:rFonts w:ascii="Jost" w:cs="Jost" w:eastAsia="Jost" w:hAnsi="Jost"/>
                 <w:b w:val="1"/>
                 <w:bCs w:val="1"/>
-                <w:i w:val="0"/>
-                <w:iCs w:val="0"/>
-                <w:color w:val="ffffff"/>
-                <w:sz w:val="21"/>
-                <w:szCs w:val="21"/>
+                <w:sz w:val="26"/>
+                <w:szCs w:val="26"/>
                 <w:rtl w:val="0"/>
               </w:rPr>
               <w:t xml:space="preserve">Primary Attributes</w:t>
@@ -4175,12 +4603,23 @@
         </w:tc>
         <w:tc>
           <w:tcPr>
-            <w:shd w:fill="2f5d8c" w:val="clear"/>
-            <w:vAlign w:val="center"/>
+            <w:tcBorders>
+              <w:top w:color="000000" w:space="0" w:sz="4" w:val="single"/>
+              <w:left w:color="000000" w:space="0" w:sz="4" w:val="single"/>
+              <w:bottom w:color="000000" w:space="0" w:sz="4" w:val="single"/>
+              <w:right w:color="000000" w:space="0" w:sz="4" w:val="single"/>
+            </w:tcBorders>
+            <w:tcMar>
+              <w:top w:w="100.0" w:type="dxa"/>
+              <w:left w:w="100.0" w:type="dxa"/>
+              <w:bottom w:w="100.0" w:type="dxa"/>
+              <w:right w:w="100.0" w:type="dxa"/>
+            </w:tcMar>
+            <w:vAlign w:val="top"/>
           </w:tcPr>
           <w:p>
             <w:pPr>
-              <w:jc w:val="both"/>
+              <w:jc w:val="center"/>
               <w:rPr>
                 <w:rFonts w:ascii="Jost" w:cs="Jost" w:eastAsia="Jost" w:hAnsi="Jost"/>
                 <w:sz w:val="26"/>
@@ -4189,14 +4628,11 @@
             </w:pPr>
             <w:r>
               <w:rPr>
-                <w:rFonts w:ascii="Verdana" w:cs="Verdana" w:eastAsia="Verdana" w:hAnsi="Verdana"/>
+                <w:rFonts w:ascii="Jost" w:cs="Jost" w:eastAsia="Jost" w:hAnsi="Jost"/>
                 <w:b w:val="1"/>
                 <w:bCs w:val="1"/>
-                <w:i w:val="0"/>
-                <w:iCs w:val="0"/>
-                <w:color w:val="ffffff"/>
-                <w:sz w:val="21"/>
-                <w:szCs w:val="21"/>
+                <w:sz w:val="26"/>
+                <w:szCs w:val="26"/>
                 <w:rtl w:val="0"/>
               </w:rPr>
               <w:t xml:space="preserve">Description</w:t>
@@ -4212,34 +4648,44 @@
       <w:tr>
         <w:trPr>
           <w:cantSplit w:val="0"/>
+          <w:trHeight w:val="1370" w:hRule="atLeast"/>
           <w:tblHeader w:val="0"/>
         </w:trPr>
         <w:tc>
           <w:tcPr>
-            <w:vAlign w:val="center"/>
+            <w:tcBorders>
+              <w:top w:color="000000" w:space="0" w:sz="4" w:val="single"/>
+              <w:left w:color="000000" w:space="0" w:sz="4" w:val="single"/>
+              <w:bottom w:color="000000" w:space="0" w:sz="4" w:val="single"/>
+              <w:right w:color="000000" w:space="0" w:sz="4" w:val="single"/>
+            </w:tcBorders>
+            <w:tcMar>
+              <w:top w:w="100.0" w:type="dxa"/>
+              <w:left w:w="100.0" w:type="dxa"/>
+              <w:bottom w:w="100.0" w:type="dxa"/>
+              <w:right w:w="100.0" w:type="dxa"/>
+            </w:tcMar>
+            <w:vAlign w:val="top"/>
           </w:tcPr>
           <w:p>
             <w:pPr>
               <w:jc w:val="both"/>
               <w:rPr>
                 <w:rFonts w:ascii="Jost" w:cs="Jost" w:eastAsia="Jost" w:hAnsi="Jost"/>
-                <w:sz w:val="26"/>
-                <w:szCs w:val="26"/>
+                <w:sz w:val="24"/>
+                <w:szCs w:val="24"/>
               </w:rPr>
             </w:pPr>
             <w:r>
               <w:rPr>
-                <w:rFonts w:ascii="Verdana" w:cs="Verdana" w:eastAsia="Verdana" w:hAnsi="Verdana"/>
-                <w:b w:val="0"/>
-                <w:bCs w:val="0"/>
-                <w:i w:val="0"/>
-                <w:iCs w:val="0"/>
-                <w:color w:val="222222"/>
-                <w:sz w:val="20"/>
-                <w:szCs w:val="20"/>
+                <w:rFonts w:ascii="Jost" w:cs="Jost" w:eastAsia="Jost" w:hAnsi="Jost"/>
+                <w:b w:val="1"/>
+                <w:bCs w:val="1"/>
+                <w:sz w:val="24"/>
+                <w:szCs w:val="24"/>
                 <w:rtl w:val="0"/>
               </w:rPr>
-              <w:t xml:space="preserve">Users</w:t>
+              <w:t xml:space="preserve">Users (auth.users + profiles + user_roles)</w:t>
             </w:r>
             <w:r>
               <w:rPr>
@@ -4250,69 +4696,90 @@
         </w:tc>
         <w:tc>
           <w:tcPr>
-            <w:vAlign w:val="center"/>
+            <w:tcBorders>
+              <w:top w:color="000000" w:space="0" w:sz="4" w:val="single"/>
+              <w:left w:color="000000" w:space="0" w:sz="4" w:val="single"/>
+              <w:bottom w:color="000000" w:space="0" w:sz="4" w:val="single"/>
+              <w:right w:color="000000" w:space="0" w:sz="4" w:val="single"/>
+            </w:tcBorders>
+            <w:tcMar>
+              <w:top w:w="100.0" w:type="dxa"/>
+              <w:left w:w="100.0" w:type="dxa"/>
+              <w:bottom w:w="100.0" w:type="dxa"/>
+              <w:right w:w="100.0" w:type="dxa"/>
+            </w:tcMar>
+            <w:vAlign w:val="top"/>
           </w:tcPr>
           <w:p>
             <w:pPr>
-              <w:jc w:val="both"/>
               <w:rPr>
                 <w:rFonts w:ascii="Jost" w:cs="Jost" w:eastAsia="Jost" w:hAnsi="Jost"/>
-                <w:sz w:val="26"/>
-                <w:szCs w:val="26"/>
+                <w:sz w:val="24"/>
+                <w:szCs w:val="24"/>
               </w:rPr>
             </w:pPr>
             <w:r>
               <w:rPr>
-                <w:rFonts w:ascii="Verdana" w:cs="Verdana" w:eastAsia="Verdana" w:hAnsi="Verdana"/>
-                <w:b w:val="0"/>
-                <w:bCs w:val="0"/>
-                <w:i w:val="0"/>
-                <w:iCs w:val="0"/>
-                <w:color w:val="222222"/>
-                <w:sz w:val="20"/>
-                <w:szCs w:val="20"/>
+                <w:rFonts w:ascii="Jost" w:cs="Jost" w:eastAsia="Jost" w:hAnsi="Jost"/>
+                <w:sz w:val="24"/>
+                <w:szCs w:val="24"/>
                 <w:rtl w:val="0"/>
               </w:rPr>
-              <w:t xml:space="preserve">user_id, name, email, role</w:t>
-            </w:r>
-            <w:r>
-              <w:rPr>
-                <w:rtl w:val="0"/>
-              </w:rPr>
+              <w:t xml:space="preserve">user_id, full_name, email, role, area</w:t>
             </w:r>
           </w:p>
         </w:tc>
         <w:tc>
           <w:tcPr>
-            <w:vAlign w:val="center"/>
+            <w:tcBorders>
+              <w:top w:color="000000" w:space="0" w:sz="4" w:val="single"/>
+              <w:left w:color="000000" w:space="0" w:sz="4" w:val="single"/>
+              <w:bottom w:color="000000" w:space="0" w:sz="4" w:val="single"/>
+              <w:right w:color="000000" w:space="0" w:sz="4" w:val="single"/>
+            </w:tcBorders>
+            <w:tcMar>
+              <w:top w:w="100.0" w:type="dxa"/>
+              <w:left w:w="100.0" w:type="dxa"/>
+              <w:bottom w:w="100.0" w:type="dxa"/>
+              <w:right w:w="100.0" w:type="dxa"/>
+            </w:tcMar>
+            <w:vAlign w:val="top"/>
           </w:tcPr>
           <w:p>
             <w:pPr>
-              <w:jc w:val="both"/>
               <w:rPr>
                 <w:rFonts w:ascii="Jost" w:cs="Jost" w:eastAsia="Jost" w:hAnsi="Jost"/>
-                <w:sz w:val="26"/>
-                <w:szCs w:val="26"/>
+                <w:sz w:val="24"/>
+                <w:szCs w:val="24"/>
               </w:rPr>
             </w:pPr>
             <w:r>
               <w:rPr>
-                <w:rFonts w:ascii="Verdana" w:cs="Verdana" w:eastAsia="Verdana" w:hAnsi="Verdana"/>
-                <w:b w:val="0"/>
-                <w:bCs w:val="0"/>
-                <w:i w:val="0"/>
-                <w:iCs w:val="0"/>
-                <w:color w:val="222222"/>
-                <w:sz w:val="20"/>
-                <w:szCs w:val="20"/>
+                <w:rFonts w:ascii="Jost" w:cs="Jost" w:eastAsia="Jost" w:hAnsi="Jost"/>
+                <w:sz w:val="24"/>
+                <w:szCs w:val="24"/>
                 <w:rtl w:val="0"/>
               </w:rPr>
-              <w:t xml:space="preserve">Stores administrator, citizen, and collector information.</w:t>
+              <w:t xml:space="preserve">Stores all system users including administrators, citizens, and collectors. Role-based access is managed via </w:t>
             </w:r>
             <w:r>
               <w:rPr>
+                <w:rFonts w:ascii="Courier New" w:cs="Courier New" w:eastAsia="Courier New" w:hAnsi="Courier New"/>
+                <w:color w:val="434343"/>
+                <w:sz w:val="24"/>
+                <w:szCs w:val="24"/>
                 <w:rtl w:val="0"/>
               </w:rPr>
+              <w:t xml:space="preserve">user_roles</w:t>
+            </w:r>
+            <w:r>
+              <w:rPr>
+                <w:rFonts w:ascii="Jost" w:cs="Jost" w:eastAsia="Jost" w:hAnsi="Jost"/>
+                <w:sz w:val="24"/>
+                <w:szCs w:val="24"/>
+                <w:rtl w:val="0"/>
+              </w:rPr>
+              <w:t xml:space="preserve">.</w:t>
             </w:r>
           </w:p>
         </w:tc>
@@ -4320,31 +4787,41 @@
       <w:tr>
         <w:trPr>
           <w:cantSplit w:val="0"/>
+          <w:trHeight w:val="1085" w:hRule="atLeast"/>
           <w:tblHeader w:val="0"/>
         </w:trPr>
         <w:tc>
           <w:tcPr>
-            <w:vAlign w:val="center"/>
+            <w:tcBorders>
+              <w:top w:color="000000" w:space="0" w:sz="4" w:val="single"/>
+              <w:left w:color="000000" w:space="0" w:sz="4" w:val="single"/>
+              <w:bottom w:color="000000" w:space="0" w:sz="4" w:val="single"/>
+              <w:right w:color="000000" w:space="0" w:sz="4" w:val="single"/>
+            </w:tcBorders>
+            <w:tcMar>
+              <w:top w:w="100.0" w:type="dxa"/>
+              <w:left w:w="100.0" w:type="dxa"/>
+              <w:bottom w:w="100.0" w:type="dxa"/>
+              <w:right w:w="100.0" w:type="dxa"/>
+            </w:tcMar>
+            <w:vAlign w:val="top"/>
           </w:tcPr>
           <w:p>
             <w:pPr>
               <w:jc w:val="both"/>
               <w:rPr>
                 <w:rFonts w:ascii="Jost" w:cs="Jost" w:eastAsia="Jost" w:hAnsi="Jost"/>
-                <w:sz w:val="26"/>
-                <w:szCs w:val="26"/>
+                <w:sz w:val="24"/>
+                <w:szCs w:val="24"/>
               </w:rPr>
             </w:pPr>
             <w:r>
               <w:rPr>
-                <w:rFonts w:ascii="Verdana" w:cs="Verdana" w:eastAsia="Verdana" w:hAnsi="Verdana"/>
-                <w:b w:val="0"/>
-                <w:bCs w:val="0"/>
-                <w:i w:val="0"/>
-                <w:iCs w:val="0"/>
-                <w:color w:val="222222"/>
-                <w:sz w:val="20"/>
-                <w:szCs w:val="20"/>
+                <w:rFonts w:ascii="Jost" w:cs="Jost" w:eastAsia="Jost" w:hAnsi="Jost"/>
+                <w:b w:val="1"/>
+                <w:bCs w:val="1"/>
+                <w:sz w:val="24"/>
+                <w:szCs w:val="24"/>
                 <w:rtl w:val="0"/>
               </w:rPr>
               <w:t xml:space="preserve">Bins</w:t>
@@ -4358,69 +4835,71 @@
         </w:tc>
         <w:tc>
           <w:tcPr>
-            <w:vAlign w:val="center"/>
+            <w:tcBorders>
+              <w:top w:color="000000" w:space="0" w:sz="4" w:val="single"/>
+              <w:left w:color="000000" w:space="0" w:sz="4" w:val="single"/>
+              <w:bottom w:color="000000" w:space="0" w:sz="4" w:val="single"/>
+              <w:right w:color="000000" w:space="0" w:sz="4" w:val="single"/>
+            </w:tcBorders>
+            <w:tcMar>
+              <w:top w:w="100.0" w:type="dxa"/>
+              <w:left w:w="100.0" w:type="dxa"/>
+              <w:bottom w:w="100.0" w:type="dxa"/>
+              <w:right w:w="100.0" w:type="dxa"/>
+            </w:tcMar>
+            <w:vAlign w:val="top"/>
           </w:tcPr>
           <w:p>
             <w:pPr>
-              <w:jc w:val="both"/>
               <w:rPr>
                 <w:rFonts w:ascii="Jost" w:cs="Jost" w:eastAsia="Jost" w:hAnsi="Jost"/>
-                <w:sz w:val="26"/>
-                <w:szCs w:val="26"/>
+                <w:sz w:val="24"/>
+                <w:szCs w:val="24"/>
               </w:rPr>
             </w:pPr>
             <w:r>
               <w:rPr>
-                <w:rFonts w:ascii="Verdana" w:cs="Verdana" w:eastAsia="Verdana" w:hAnsi="Verdana"/>
-                <w:b w:val="0"/>
-                <w:bCs w:val="0"/>
-                <w:i w:val="0"/>
-                <w:iCs w:val="0"/>
-                <w:color w:val="222222"/>
-                <w:sz w:val="20"/>
-                <w:szCs w:val="20"/>
+                <w:rFonts w:ascii="Jost" w:cs="Jost" w:eastAsia="Jost" w:hAnsi="Jost"/>
+                <w:sz w:val="24"/>
+                <w:szCs w:val="24"/>
                 <w:rtl w:val="0"/>
               </w:rPr>
-              <w:t xml:space="preserve">bin_id, location, fill_level, status</w:t>
-            </w:r>
-            <w:r>
-              <w:rPr>
-                <w:rtl w:val="0"/>
-              </w:rPr>
+              <w:t xml:space="preserve">bin_id, location, latitude, longitude, fill_level, status, area, subarea, sensor_id</w:t>
             </w:r>
           </w:p>
         </w:tc>
         <w:tc>
           <w:tcPr>
-            <w:vAlign w:val="center"/>
+            <w:tcBorders>
+              <w:top w:color="000000" w:space="0" w:sz="4" w:val="single"/>
+              <w:left w:color="000000" w:space="0" w:sz="4" w:val="single"/>
+              <w:bottom w:color="000000" w:space="0" w:sz="4" w:val="single"/>
+              <w:right w:color="000000" w:space="0" w:sz="4" w:val="single"/>
+            </w:tcBorders>
+            <w:tcMar>
+              <w:top w:w="100.0" w:type="dxa"/>
+              <w:left w:w="100.0" w:type="dxa"/>
+              <w:bottom w:w="100.0" w:type="dxa"/>
+              <w:right w:w="100.0" w:type="dxa"/>
+            </w:tcMar>
+            <w:vAlign w:val="top"/>
           </w:tcPr>
           <w:p>
             <w:pPr>
-              <w:jc w:val="both"/>
               <w:rPr>
                 <w:rFonts w:ascii="Jost" w:cs="Jost" w:eastAsia="Jost" w:hAnsi="Jost"/>
-                <w:sz w:val="26"/>
-                <w:szCs w:val="26"/>
+                <w:sz w:val="24"/>
+                <w:szCs w:val="24"/>
               </w:rPr>
             </w:pPr>
             <w:r>
               <w:rPr>
-                <w:rFonts w:ascii="Verdana" w:cs="Verdana" w:eastAsia="Verdana" w:hAnsi="Verdana"/>
-                <w:b w:val="0"/>
-                <w:bCs w:val="0"/>
-                <w:i w:val="0"/>
-                <w:iCs w:val="0"/>
-                <w:color w:val="222222"/>
-                <w:sz w:val="20"/>
-                <w:szCs w:val="20"/>
+                <w:rFonts w:ascii="Jost" w:cs="Jost" w:eastAsia="Jost" w:hAnsi="Jost"/>
+                <w:sz w:val="24"/>
+                <w:szCs w:val="24"/>
                 <w:rtl w:val="0"/>
               </w:rPr>
-              <w:t xml:space="preserve">Maintains the live operational state of each smart bin.</w:t>
-            </w:r>
-            <w:r>
-              <w:rPr>
-                <w:rtl w:val="0"/>
-              </w:rPr>
+              <w:t xml:space="preserve">Maintains real-time operational data of each smart waste bin including location, fill level, and status.</w:t>
             </w:r>
           </w:p>
         </w:tc>
@@ -4428,34 +4907,44 @@
       <w:tr>
         <w:trPr>
           <w:cantSplit w:val="0"/>
+          <w:trHeight w:val="1085" w:hRule="atLeast"/>
           <w:tblHeader w:val="0"/>
         </w:trPr>
         <w:tc>
           <w:tcPr>
-            <w:vAlign w:val="center"/>
+            <w:tcBorders>
+              <w:top w:color="000000" w:space="0" w:sz="4" w:val="single"/>
+              <w:left w:color="000000" w:space="0" w:sz="4" w:val="single"/>
+              <w:bottom w:color="000000" w:space="0" w:sz="4" w:val="single"/>
+              <w:right w:color="000000" w:space="0" w:sz="4" w:val="single"/>
+            </w:tcBorders>
+            <w:tcMar>
+              <w:top w:w="100.0" w:type="dxa"/>
+              <w:left w:w="100.0" w:type="dxa"/>
+              <w:bottom w:w="100.0" w:type="dxa"/>
+              <w:right w:w="100.0" w:type="dxa"/>
+            </w:tcMar>
+            <w:vAlign w:val="top"/>
           </w:tcPr>
           <w:p>
             <w:pPr>
               <w:jc w:val="both"/>
               <w:rPr>
                 <w:rFonts w:ascii="Jost" w:cs="Jost" w:eastAsia="Jost" w:hAnsi="Jost"/>
-                <w:sz w:val="26"/>
-                <w:szCs w:val="26"/>
+                <w:sz w:val="24"/>
+                <w:szCs w:val="24"/>
               </w:rPr>
             </w:pPr>
             <w:r>
               <w:rPr>
-                <w:rFonts w:ascii="Verdana" w:cs="Verdana" w:eastAsia="Verdana" w:hAnsi="Verdana"/>
-                <w:b w:val="0"/>
-                <w:bCs w:val="0"/>
-                <w:i w:val="0"/>
-                <w:iCs w:val="0"/>
-                <w:color w:val="222222"/>
-                <w:sz w:val="20"/>
-                <w:szCs w:val="20"/>
+                <w:rFonts w:ascii="Jost" w:cs="Jost" w:eastAsia="Jost" w:hAnsi="Jost"/>
+                <w:b w:val="1"/>
+                <w:bCs w:val="1"/>
+                <w:sz w:val="24"/>
+                <w:szCs w:val="24"/>
                 <w:rtl w:val="0"/>
               </w:rPr>
-              <w:t xml:space="preserve">CollectionSchedule</w:t>
+              <w:t xml:space="preserve">Collections</w:t>
             </w:r>
             <w:r>
               <w:rPr>
@@ -4466,69 +4955,71 @@
         </w:tc>
         <w:tc>
           <w:tcPr>
-            <w:vAlign w:val="center"/>
+            <w:tcBorders>
+              <w:top w:color="000000" w:space="0" w:sz="4" w:val="single"/>
+              <w:left w:color="000000" w:space="0" w:sz="4" w:val="single"/>
+              <w:bottom w:color="000000" w:space="0" w:sz="4" w:val="single"/>
+              <w:right w:color="000000" w:space="0" w:sz="4" w:val="single"/>
+            </w:tcBorders>
+            <w:tcMar>
+              <w:top w:w="100.0" w:type="dxa"/>
+              <w:left w:w="100.0" w:type="dxa"/>
+              <w:bottom w:w="100.0" w:type="dxa"/>
+              <w:right w:w="100.0" w:type="dxa"/>
+            </w:tcMar>
+            <w:vAlign w:val="top"/>
           </w:tcPr>
           <w:p>
             <w:pPr>
-              <w:jc w:val="both"/>
               <w:rPr>
                 <w:rFonts w:ascii="Jost" w:cs="Jost" w:eastAsia="Jost" w:hAnsi="Jost"/>
-                <w:sz w:val="26"/>
-                <w:szCs w:val="26"/>
+                <w:sz w:val="24"/>
+                <w:szCs w:val="24"/>
               </w:rPr>
             </w:pPr>
             <w:r>
               <w:rPr>
-                <w:rFonts w:ascii="Verdana" w:cs="Verdana" w:eastAsia="Verdana" w:hAnsi="Verdana"/>
-                <w:b w:val="0"/>
-                <w:bCs w:val="0"/>
-                <w:i w:val="0"/>
-                <w:iCs w:val="0"/>
-                <w:color w:val="222222"/>
-                <w:sz w:val="20"/>
-                <w:szCs w:val="20"/>
+                <w:rFonts w:ascii="Jost" w:cs="Jost" w:eastAsia="Jost" w:hAnsi="Jost"/>
+                <w:sz w:val="24"/>
+                <w:szCs w:val="24"/>
                 <w:rtl w:val="0"/>
               </w:rPr>
-              <w:t xml:space="preserve">schedule_id, bin_id, pickup_time</w:t>
-            </w:r>
-            <w:r>
-              <w:rPr>
-                <w:rtl w:val="0"/>
-              </w:rPr>
+              <w:t xml:space="preserve">collection_id, bin_id, collector_id, pickup_time, status</w:t>
             </w:r>
           </w:p>
         </w:tc>
         <w:tc>
           <w:tcPr>
-            <w:vAlign w:val="center"/>
+            <w:tcBorders>
+              <w:top w:color="000000" w:space="0" w:sz="4" w:val="single"/>
+              <w:left w:color="000000" w:space="0" w:sz="4" w:val="single"/>
+              <w:bottom w:color="000000" w:space="0" w:sz="4" w:val="single"/>
+              <w:right w:color="000000" w:space="0" w:sz="4" w:val="single"/>
+            </w:tcBorders>
+            <w:tcMar>
+              <w:top w:w="100.0" w:type="dxa"/>
+              <w:left w:w="100.0" w:type="dxa"/>
+              <w:bottom w:w="100.0" w:type="dxa"/>
+              <w:right w:w="100.0" w:type="dxa"/>
+            </w:tcMar>
+            <w:vAlign w:val="top"/>
           </w:tcPr>
           <w:p>
             <w:pPr>
-              <w:jc w:val="both"/>
               <w:rPr>
                 <w:rFonts w:ascii="Jost" w:cs="Jost" w:eastAsia="Jost" w:hAnsi="Jost"/>
-                <w:sz w:val="26"/>
-                <w:szCs w:val="26"/>
+                <w:sz w:val="24"/>
+                <w:szCs w:val="24"/>
               </w:rPr>
             </w:pPr>
             <w:r>
               <w:rPr>
-                <w:rFonts w:ascii="Verdana" w:cs="Verdana" w:eastAsia="Verdana" w:hAnsi="Verdana"/>
-                <w:b w:val="0"/>
-                <w:bCs w:val="0"/>
-                <w:i w:val="0"/>
-                <w:iCs w:val="0"/>
-                <w:color w:val="222222"/>
-                <w:sz w:val="20"/>
-                <w:szCs w:val="20"/>
+                <w:rFonts w:ascii="Jost" w:cs="Jost" w:eastAsia="Jost" w:hAnsi="Jost"/>
+                <w:sz w:val="24"/>
+                <w:szCs w:val="24"/>
                 <w:rtl w:val="0"/>
               </w:rPr>
-              <w:t xml:space="preserve">Records collection planning and execution.</w:t>
-            </w:r>
-            <w:r>
-              <w:rPr>
-                <w:rtl w:val="0"/>
-              </w:rPr>
+              <w:t xml:space="preserve">Tracks waste collection tasks assigned to collectors, including progress and completion status.</w:t>
             </w:r>
           </w:p>
         </w:tc>
@@ -4536,31 +5027,41 @@
       <w:tr>
         <w:trPr>
           <w:cantSplit w:val="0"/>
+          <w:trHeight w:val="1085" w:hRule="atLeast"/>
           <w:tblHeader w:val="0"/>
         </w:trPr>
         <w:tc>
           <w:tcPr>
-            <w:vAlign w:val="center"/>
+            <w:tcBorders>
+              <w:top w:color="000000" w:space="0" w:sz="4" w:val="single"/>
+              <w:left w:color="000000" w:space="0" w:sz="4" w:val="single"/>
+              <w:bottom w:color="000000" w:space="0" w:sz="4" w:val="single"/>
+              <w:right w:color="000000" w:space="0" w:sz="4" w:val="single"/>
+            </w:tcBorders>
+            <w:tcMar>
+              <w:top w:w="100.0" w:type="dxa"/>
+              <w:left w:w="100.0" w:type="dxa"/>
+              <w:bottom w:w="100.0" w:type="dxa"/>
+              <w:right w:w="100.0" w:type="dxa"/>
+            </w:tcMar>
+            <w:vAlign w:val="top"/>
           </w:tcPr>
           <w:p>
             <w:pPr>
               <w:jc w:val="both"/>
               <w:rPr>
                 <w:rFonts w:ascii="Jost" w:cs="Jost" w:eastAsia="Jost" w:hAnsi="Jost"/>
-                <w:sz w:val="26"/>
-                <w:szCs w:val="26"/>
+                <w:sz w:val="24"/>
+                <w:szCs w:val="24"/>
               </w:rPr>
             </w:pPr>
             <w:r>
               <w:rPr>
-                <w:rFonts w:ascii="Verdana" w:cs="Verdana" w:eastAsia="Verdana" w:hAnsi="Verdana"/>
-                <w:b w:val="0"/>
-                <w:bCs w:val="0"/>
-                <w:i w:val="0"/>
-                <w:iCs w:val="0"/>
-                <w:color w:val="222222"/>
-                <w:sz w:val="20"/>
-                <w:szCs w:val="20"/>
+                <w:rFonts w:ascii="Jost" w:cs="Jost" w:eastAsia="Jost" w:hAnsi="Jost"/>
+                <w:b w:val="1"/>
+                <w:bCs w:val="1"/>
+                <w:sz w:val="24"/>
+                <w:szCs w:val="24"/>
                 <w:rtl w:val="0"/>
               </w:rPr>
               <w:t xml:space="preserve">Complaints</w:t>
@@ -4574,69 +5075,71 @@
         </w:tc>
         <w:tc>
           <w:tcPr>
-            <w:vAlign w:val="center"/>
+            <w:tcBorders>
+              <w:top w:color="000000" w:space="0" w:sz="4" w:val="single"/>
+              <w:left w:color="000000" w:space="0" w:sz="4" w:val="single"/>
+              <w:bottom w:color="000000" w:space="0" w:sz="4" w:val="single"/>
+              <w:right w:color="000000" w:space="0" w:sz="4" w:val="single"/>
+            </w:tcBorders>
+            <w:tcMar>
+              <w:top w:w="100.0" w:type="dxa"/>
+              <w:left w:w="100.0" w:type="dxa"/>
+              <w:bottom w:w="100.0" w:type="dxa"/>
+              <w:right w:w="100.0" w:type="dxa"/>
+            </w:tcMar>
+            <w:vAlign w:val="top"/>
           </w:tcPr>
           <w:p>
             <w:pPr>
-              <w:jc w:val="both"/>
               <w:rPr>
                 <w:rFonts w:ascii="Jost" w:cs="Jost" w:eastAsia="Jost" w:hAnsi="Jost"/>
-                <w:sz w:val="26"/>
-                <w:szCs w:val="26"/>
+                <w:sz w:val="24"/>
+                <w:szCs w:val="24"/>
               </w:rPr>
             </w:pPr>
             <w:r>
               <w:rPr>
-                <w:rFonts w:ascii="Verdana" w:cs="Verdana" w:eastAsia="Verdana" w:hAnsi="Verdana"/>
-                <w:b w:val="0"/>
-                <w:bCs w:val="0"/>
-                <w:i w:val="0"/>
-                <w:iCs w:val="0"/>
-                <w:color w:val="222222"/>
-                <w:sz w:val="20"/>
-                <w:szCs w:val="20"/>
+                <w:rFonts w:ascii="Jost" w:cs="Jost" w:eastAsia="Jost" w:hAnsi="Jost"/>
+                <w:sz w:val="24"/>
+                <w:szCs w:val="24"/>
                 <w:rtl w:val="0"/>
               </w:rPr>
-              <w:t xml:space="preserve">complaint_id, user_id, bin_id, details</w:t>
-            </w:r>
-            <w:r>
-              <w:rPr>
-                <w:rtl w:val="0"/>
-              </w:rPr>
+              <w:t xml:space="preserve">complaint_id, user_id, bin_id, details, status</w:t>
             </w:r>
           </w:p>
         </w:tc>
         <w:tc>
           <w:tcPr>
-            <w:vAlign w:val="center"/>
+            <w:tcBorders>
+              <w:top w:color="000000" w:space="0" w:sz="4" w:val="single"/>
+              <w:left w:color="000000" w:space="0" w:sz="4" w:val="single"/>
+              <w:bottom w:color="000000" w:space="0" w:sz="4" w:val="single"/>
+              <w:right w:color="000000" w:space="0" w:sz="4" w:val="single"/>
+            </w:tcBorders>
+            <w:tcMar>
+              <w:top w:w="100.0" w:type="dxa"/>
+              <w:left w:w="100.0" w:type="dxa"/>
+              <w:bottom w:w="100.0" w:type="dxa"/>
+              <w:right w:w="100.0" w:type="dxa"/>
+            </w:tcMar>
+            <w:vAlign w:val="top"/>
           </w:tcPr>
           <w:p>
             <w:pPr>
-              <w:jc w:val="both"/>
               <w:rPr>
                 <w:rFonts w:ascii="Jost" w:cs="Jost" w:eastAsia="Jost" w:hAnsi="Jost"/>
-                <w:sz w:val="26"/>
-                <w:szCs w:val="26"/>
+                <w:sz w:val="24"/>
+                <w:szCs w:val="24"/>
               </w:rPr>
             </w:pPr>
             <w:r>
               <w:rPr>
-                <w:rFonts w:ascii="Verdana" w:cs="Verdana" w:eastAsia="Verdana" w:hAnsi="Verdana"/>
-                <w:b w:val="0"/>
-                <w:bCs w:val="0"/>
-                <w:i w:val="0"/>
-                <w:iCs w:val="0"/>
-                <w:color w:val="222222"/>
-                <w:sz w:val="20"/>
-                <w:szCs w:val="20"/>
+                <w:rFonts w:ascii="Jost" w:cs="Jost" w:eastAsia="Jost" w:hAnsi="Jost"/>
+                <w:sz w:val="24"/>
+                <w:szCs w:val="24"/>
                 <w:rtl w:val="0"/>
               </w:rPr>
-              <w:t xml:space="preserve">Tracks public complaints or overflow reports.</w:t>
-            </w:r>
-            <w:r>
-              <w:rPr>
-                <w:rtl w:val="0"/>
-              </w:rPr>
+              <w:t xml:space="preserve">Stores complaints submitted by citizens regarding bins (e.g., overflow, issues), with tracking status.</w:t>
             </w:r>
           </w:p>
         </w:tc>
@@ -4644,31 +5147,41 @@
       <w:tr>
         <w:trPr>
           <w:cantSplit w:val="0"/>
+          <w:trHeight w:val="1745.2800000000004" w:hRule="atLeast"/>
           <w:tblHeader w:val="0"/>
         </w:trPr>
         <w:tc>
           <w:tcPr>
-            <w:vAlign w:val="center"/>
+            <w:tcBorders>
+              <w:top w:color="000000" w:space="0" w:sz="4" w:val="single"/>
+              <w:left w:color="000000" w:space="0" w:sz="4" w:val="single"/>
+              <w:bottom w:color="000000" w:space="0" w:sz="4" w:val="single"/>
+              <w:right w:color="000000" w:space="0" w:sz="4" w:val="single"/>
+            </w:tcBorders>
+            <w:tcMar>
+              <w:top w:w="100.0" w:type="dxa"/>
+              <w:left w:w="100.0" w:type="dxa"/>
+              <w:bottom w:w="100.0" w:type="dxa"/>
+              <w:right w:w="100.0" w:type="dxa"/>
+            </w:tcMar>
+            <w:vAlign w:val="top"/>
           </w:tcPr>
           <w:p>
             <w:pPr>
               <w:jc w:val="both"/>
               <w:rPr>
                 <w:rFonts w:ascii="Jost" w:cs="Jost" w:eastAsia="Jost" w:hAnsi="Jost"/>
-                <w:sz w:val="26"/>
-                <w:szCs w:val="26"/>
+                <w:sz w:val="24"/>
+                <w:szCs w:val="24"/>
               </w:rPr>
             </w:pPr>
             <w:r>
               <w:rPr>
-                <w:rFonts w:ascii="Verdana" w:cs="Verdana" w:eastAsia="Verdana" w:hAnsi="Verdana"/>
-                <w:b w:val="0"/>
-                <w:bCs w:val="0"/>
-                <w:i w:val="0"/>
-                <w:iCs w:val="0"/>
-                <w:color w:val="222222"/>
-                <w:sz w:val="20"/>
-                <w:szCs w:val="20"/>
+                <w:rFonts w:ascii="Jost" w:cs="Jost" w:eastAsia="Jost" w:hAnsi="Jost"/>
+                <w:b w:val="1"/>
+                <w:bCs w:val="1"/>
+                <w:sz w:val="24"/>
+                <w:szCs w:val="24"/>
                 <w:rtl w:val="0"/>
               </w:rPr>
               <w:t xml:space="preserve">Notifications</w:t>
@@ -4682,69 +5195,311 @@
         </w:tc>
         <w:tc>
           <w:tcPr>
-            <w:vAlign w:val="center"/>
+            <w:tcBorders>
+              <w:top w:color="000000" w:space="0" w:sz="4" w:val="single"/>
+              <w:left w:color="000000" w:space="0" w:sz="4" w:val="single"/>
+              <w:bottom w:color="000000" w:space="0" w:sz="4" w:val="single"/>
+              <w:right w:color="000000" w:space="0" w:sz="4" w:val="single"/>
+            </w:tcBorders>
+            <w:tcMar>
+              <w:top w:w="100.0" w:type="dxa"/>
+              <w:left w:w="100.0" w:type="dxa"/>
+              <w:bottom w:w="100.0" w:type="dxa"/>
+              <w:right w:w="100.0" w:type="dxa"/>
+            </w:tcMar>
+            <w:vAlign w:val="top"/>
           </w:tcPr>
           <w:p>
             <w:pPr>
-              <w:jc w:val="both"/>
               <w:rPr>
                 <w:rFonts w:ascii="Jost" w:cs="Jost" w:eastAsia="Jost" w:hAnsi="Jost"/>
-                <w:sz w:val="26"/>
-                <w:szCs w:val="26"/>
+                <w:sz w:val="24"/>
+                <w:szCs w:val="24"/>
               </w:rPr>
             </w:pPr>
             <w:r>
               <w:rPr>
-                <w:rFonts w:ascii="Verdana" w:cs="Verdana" w:eastAsia="Verdana" w:hAnsi="Verdana"/>
-                <w:b w:val="0"/>
-                <w:bCs w:val="0"/>
-                <w:i w:val="0"/>
-                <w:iCs w:val="0"/>
-                <w:color w:val="222222"/>
-                <w:sz w:val="20"/>
-                <w:szCs w:val="20"/>
+                <w:rFonts w:ascii="Jost" w:cs="Jost" w:eastAsia="Jost" w:hAnsi="Jost"/>
+                <w:sz w:val="24"/>
+                <w:szCs w:val="24"/>
                 <w:rtl w:val="0"/>
               </w:rPr>
-              <w:t xml:space="preserve">notification_id, user_id, bin_id, message</w:t>
-            </w:r>
-            <w:r>
-              <w:rPr>
-                <w:rtl w:val="0"/>
-              </w:rPr>
+              <w:t xml:space="preserve">notification_id, user_id, title, message, type, is_read</w:t>
             </w:r>
           </w:p>
         </w:tc>
         <w:tc>
           <w:tcPr>
-            <w:vAlign w:val="center"/>
+            <w:tcBorders>
+              <w:top w:color="000000" w:space="0" w:sz="4" w:val="single"/>
+              <w:left w:color="000000" w:space="0" w:sz="4" w:val="single"/>
+              <w:bottom w:color="000000" w:space="0" w:sz="4" w:val="single"/>
+              <w:right w:color="000000" w:space="0" w:sz="4" w:val="single"/>
+            </w:tcBorders>
+            <w:tcMar>
+              <w:top w:w="100.0" w:type="dxa"/>
+              <w:left w:w="100.0" w:type="dxa"/>
+              <w:bottom w:w="100.0" w:type="dxa"/>
+              <w:right w:w="100.0" w:type="dxa"/>
+            </w:tcMar>
+            <w:vAlign w:val="top"/>
+          </w:tcPr>
+          <w:p>
+            <w:pPr>
+              <w:rPr>
+                <w:rFonts w:ascii="Jost" w:cs="Jost" w:eastAsia="Jost" w:hAnsi="Jost"/>
+                <w:sz w:val="24"/>
+                <w:szCs w:val="24"/>
+              </w:rPr>
+            </w:pPr>
+            <w:r>
+              <w:rPr>
+                <w:rFonts w:ascii="Jost" w:cs="Jost" w:eastAsia="Jost" w:hAnsi="Jost"/>
+                <w:sz w:val="24"/>
+                <w:szCs w:val="24"/>
+                <w:rtl w:val="0"/>
+              </w:rPr>
+              <w:t xml:space="preserve">Stores system-generated alerts and updates sent to users, including complaint updates and collection events.</w:t>
+            </w:r>
+          </w:p>
+        </w:tc>
+      </w:tr>
+      <w:tr>
+        <w:trPr>
+          <w:cantSplit w:val="0"/>
+          <w:trHeight w:val="1085" w:hRule="atLeast"/>
+          <w:tblHeader w:val="0"/>
+        </w:trPr>
+        <w:tc>
+          <w:tcPr>
+            <w:tcBorders>
+              <w:top w:color="000000" w:space="0" w:sz="4" w:val="single"/>
+              <w:left w:color="000000" w:space="0" w:sz="4" w:val="single"/>
+              <w:bottom w:color="000000" w:space="0" w:sz="4" w:val="single"/>
+              <w:right w:color="000000" w:space="0" w:sz="4" w:val="single"/>
+            </w:tcBorders>
+            <w:tcMar>
+              <w:top w:w="100.0" w:type="dxa"/>
+              <w:left w:w="100.0" w:type="dxa"/>
+              <w:bottom w:w="100.0" w:type="dxa"/>
+              <w:right w:w="100.0" w:type="dxa"/>
+            </w:tcMar>
+            <w:vAlign w:val="top"/>
           </w:tcPr>
           <w:p>
             <w:pPr>
               <w:jc w:val="both"/>
               <w:rPr>
                 <w:rFonts w:ascii="Jost" w:cs="Jost" w:eastAsia="Jost" w:hAnsi="Jost"/>
-                <w:sz w:val="26"/>
-                <w:szCs w:val="26"/>
+                <w:sz w:val="24"/>
+                <w:szCs w:val="24"/>
               </w:rPr>
             </w:pPr>
             <w:r>
               <w:rPr>
-                <w:rFonts w:ascii="Verdana" w:cs="Verdana" w:eastAsia="Verdana" w:hAnsi="Verdana"/>
-                <w:b w:val="0"/>
-                <w:bCs w:val="0"/>
-                <w:i w:val="0"/>
-                <w:iCs w:val="0"/>
-                <w:color w:val="222222"/>
-                <w:sz w:val="20"/>
-                <w:szCs w:val="20"/>
+                <w:rFonts w:ascii="Jost" w:cs="Jost" w:eastAsia="Jost" w:hAnsi="Jost"/>
+                <w:b w:val="1"/>
+                <w:bCs w:val="1"/>
+                <w:sz w:val="24"/>
+                <w:szCs w:val="24"/>
                 <w:rtl w:val="0"/>
               </w:rPr>
-              <w:t xml:space="preserve">Stores alerts generated by the system.</w:t>
+              <w:t xml:space="preserve">Daily_Tasks</w:t>
             </w:r>
             <w:r>
               <w:rPr>
                 <w:rtl w:val="0"/>
               </w:rPr>
+            </w:r>
+          </w:p>
+        </w:tc>
+        <w:tc>
+          <w:tcPr>
+            <w:tcBorders>
+              <w:top w:color="000000" w:space="0" w:sz="4" w:val="single"/>
+              <w:left w:color="000000" w:space="0" w:sz="4" w:val="single"/>
+              <w:bottom w:color="000000" w:space="0" w:sz="4" w:val="single"/>
+              <w:right w:color="000000" w:space="0" w:sz="4" w:val="single"/>
+            </w:tcBorders>
+            <w:tcMar>
+              <w:top w:w="100.0" w:type="dxa"/>
+              <w:left w:w="100.0" w:type="dxa"/>
+              <w:bottom w:w="100.0" w:type="dxa"/>
+              <w:right w:w="100.0" w:type="dxa"/>
+            </w:tcMar>
+            <w:vAlign w:val="top"/>
+          </w:tcPr>
+          <w:p>
+            <w:pPr>
+              <w:rPr>
+                <w:rFonts w:ascii="Jost" w:cs="Jost" w:eastAsia="Jost" w:hAnsi="Jost"/>
+                <w:sz w:val="24"/>
+                <w:szCs w:val="24"/>
+              </w:rPr>
+            </w:pPr>
+            <w:r>
+              <w:rPr>
+                <w:rFonts w:ascii="Jost" w:cs="Jost" w:eastAsia="Jost" w:hAnsi="Jost"/>
+                <w:sz w:val="24"/>
+                <w:szCs w:val="24"/>
+                <w:rtl w:val="0"/>
+              </w:rPr>
+              <w:t xml:space="preserve">task_id, user_id, bin_id, otp, completed_at</w:t>
+            </w:r>
+          </w:p>
+        </w:tc>
+        <w:tc>
+          <w:tcPr>
+            <w:tcBorders>
+              <w:top w:color="000000" w:space="0" w:sz="4" w:val="single"/>
+              <w:left w:color="000000" w:space="0" w:sz="4" w:val="single"/>
+              <w:bottom w:color="000000" w:space="0" w:sz="4" w:val="single"/>
+              <w:right w:color="000000" w:space="0" w:sz="4" w:val="single"/>
+            </w:tcBorders>
+            <w:tcMar>
+              <w:top w:w="100.0" w:type="dxa"/>
+              <w:left w:w="100.0" w:type="dxa"/>
+              <w:bottom w:w="100.0" w:type="dxa"/>
+              <w:right w:w="100.0" w:type="dxa"/>
+            </w:tcMar>
+            <w:vAlign w:val="top"/>
+          </w:tcPr>
+          <w:p>
+            <w:pPr>
+              <w:rPr>
+                <w:rFonts w:ascii="Jost" w:cs="Jost" w:eastAsia="Jost" w:hAnsi="Jost"/>
+                <w:sz w:val="24"/>
+                <w:szCs w:val="24"/>
+              </w:rPr>
+            </w:pPr>
+            <w:r>
+              <w:rPr>
+                <w:rFonts w:ascii="Jost" w:cs="Jost" w:eastAsia="Jost" w:hAnsi="Jost"/>
+                <w:sz w:val="24"/>
+                <w:szCs w:val="24"/>
+                <w:rtl w:val="0"/>
+              </w:rPr>
+              <w:t xml:space="preserve">Records daily waste disposal tasks completed by citizens, optionally verified using OTP.</w:t>
+            </w:r>
+          </w:p>
+        </w:tc>
+      </w:tr>
+      <w:tr>
+        <w:trPr>
+          <w:cantSplit w:val="0"/>
+          <w:trHeight w:val="1085" w:hRule="atLeast"/>
+          <w:tblHeader w:val="0"/>
+        </w:trPr>
+        <w:tc>
+          <w:tcPr>
+            <w:tcBorders>
+              <w:top w:color="000000" w:space="0" w:sz="4" w:val="single"/>
+              <w:left w:color="000000" w:space="0" w:sz="4" w:val="single"/>
+              <w:bottom w:color="000000" w:space="0" w:sz="4" w:val="single"/>
+              <w:right w:color="000000" w:space="0" w:sz="4" w:val="single"/>
+            </w:tcBorders>
+            <w:tcMar>
+              <w:top w:w="100.0" w:type="dxa"/>
+              <w:left w:w="100.0" w:type="dxa"/>
+              <w:bottom w:w="100.0" w:type="dxa"/>
+              <w:right w:w="100.0" w:type="dxa"/>
+            </w:tcMar>
+            <w:vAlign w:val="top"/>
+          </w:tcPr>
+          <w:p>
+            <w:pPr>
+              <w:jc w:val="both"/>
+              <w:rPr>
+                <w:rFonts w:ascii="Jost" w:cs="Jost" w:eastAsia="Jost" w:hAnsi="Jost"/>
+                <w:sz w:val="24"/>
+                <w:szCs w:val="24"/>
+              </w:rPr>
+            </w:pPr>
+            <w:r>
+              <w:rPr>
+                <w:rFonts w:ascii="Jost" w:cs="Jost" w:eastAsia="Jost" w:hAnsi="Jost"/>
+                <w:b w:val="1"/>
+                <w:bCs w:val="1"/>
+                <w:sz w:val="24"/>
+                <w:szCs w:val="24"/>
+                <w:rtl w:val="0"/>
+              </w:rPr>
+              <w:t xml:space="preserve">Disposal_Logs</w:t>
+            </w:r>
+            <w:r>
+              <w:rPr>
+                <w:rtl w:val="0"/>
+              </w:rPr>
+            </w:r>
+          </w:p>
+        </w:tc>
+        <w:tc>
+          <w:tcPr>
+            <w:tcBorders>
+              <w:top w:color="000000" w:space="0" w:sz="4" w:val="single"/>
+              <w:left w:color="000000" w:space="0" w:sz="4" w:val="single"/>
+              <w:bottom w:color="000000" w:space="0" w:sz="4" w:val="single"/>
+              <w:right w:color="000000" w:space="0" w:sz="4" w:val="single"/>
+            </w:tcBorders>
+            <w:tcMar>
+              <w:top w:w="100.0" w:type="dxa"/>
+              <w:left w:w="100.0" w:type="dxa"/>
+              <w:bottom w:w="100.0" w:type="dxa"/>
+              <w:right w:w="100.0" w:type="dxa"/>
+            </w:tcMar>
+            <w:vAlign w:val="top"/>
+          </w:tcPr>
+          <w:p>
+            <w:pPr>
+              <w:rPr>
+                <w:rFonts w:ascii="Jost" w:cs="Jost" w:eastAsia="Jost" w:hAnsi="Jost"/>
+                <w:sz w:val="24"/>
+                <w:szCs w:val="24"/>
+              </w:rPr>
+            </w:pPr>
+            <w:r>
+              <w:rPr>
+                <w:rFonts w:ascii="Jost" w:cs="Jost" w:eastAsia="Jost" w:hAnsi="Jost"/>
+                <w:sz w:val="24"/>
+                <w:szCs w:val="24"/>
+                <w:rtl w:val="0"/>
+              </w:rPr>
+              <w:t xml:space="preserve">log_id, user_id, bin_id, disposed_at</w:t>
+            </w:r>
+          </w:p>
+        </w:tc>
+        <w:tc>
+          <w:tcPr>
+            <w:tcBorders>
+              <w:top w:color="000000" w:space="0" w:sz="4" w:val="single"/>
+              <w:left w:color="000000" w:space="0" w:sz="4" w:val="single"/>
+              <w:bottom w:color="000000" w:space="0" w:sz="4" w:val="single"/>
+              <w:right w:color="000000" w:space="0" w:sz="4" w:val="single"/>
+            </w:tcBorders>
+            <w:tcMar>
+              <w:top w:w="100.0" w:type="dxa"/>
+              <w:left w:w="100.0" w:type="dxa"/>
+              <w:bottom w:w="100.0" w:type="dxa"/>
+              <w:right w:w="100.0" w:type="dxa"/>
+            </w:tcMar>
+            <w:vAlign w:val="top"/>
+          </w:tcPr>
+          <w:p>
+            <w:pPr>
+              <w:rPr>
+                <w:rFonts w:ascii="Jost" w:cs="Jost" w:eastAsia="Jost" w:hAnsi="Jost"/>
+                <w:sz w:val="24"/>
+                <w:szCs w:val="24"/>
+              </w:rPr>
+            </w:pPr>
+            <w:r>
+              <w:rPr>
+                <w:rFonts w:ascii="Jost" w:cs="Jost" w:eastAsia="Jost" w:hAnsi="Jost"/>
+                <w:sz w:val="24"/>
+                <w:szCs w:val="24"/>
+                <w:rtl w:val="0"/>
+              </w:rPr>
+              <w:t xml:space="preserve">Maintains history of waste disposal actions performed by users for tracking and analytics.</w:t>
             </w:r>
           </w:p>
         </w:tc>
@@ -4798,186 +5553,6 @@
           <w:rtl w:val="0"/>
         </w:rPr>
         <w:t xml:space="preserve">9. Non-Functional Considerations</w:t>
-      </w:r>
-    </w:p>
-    <w:p>
-      <w:pPr>
-        <w:keepNext w:val="0"/>
-        <w:keepLines w:val="0"/>
-        <w:pageBreakBefore w:val="0"/>
-        <w:widowControl w:val="1"/>
-        <w:numPr>
-          <w:ilvl w:val="0"/>
-          <w:numId w:val="2"/>
-        </w:numPr>
-        <w:pBdr>
-          <w:top w:space="0" w:sz="0" w:val="nil"/>
-          <w:left w:space="0" w:sz="0" w:val="nil"/>
-          <w:bottom w:space="0" w:sz="0" w:val="nil"/>
-          <w:right w:space="0" w:sz="0" w:val="nil"/>
-          <w:between w:space="0" w:sz="0" w:val="nil"/>
-        </w:pBdr>
-        <w:shd w:fill="auto" w:val="clear"/>
-        <w:spacing w:after="0" w:before="0" w:line="276" w:lineRule="auto"/>
-        <w:ind w:left="360" w:right="0" w:hanging="360"/>
-        <w:jc w:val="both"/>
-        <w:rPr>
-          <w:rFonts w:ascii="Jost" w:cs="Jost" w:eastAsia="Jost" w:hAnsi="Jost"/>
-          <w:sz w:val="26"/>
-          <w:szCs w:val="26"/>
-        </w:rPr>
-      </w:pPr>
-      <w:r>
-        <w:rPr>
-          <w:rFonts w:ascii="Jost" w:cs="Jost" w:eastAsia="Jost" w:hAnsi="Jost"/>
-          <w:i w:val="0"/>
-          <w:iCs w:val="0"/>
-          <w:smallCaps w:val="0"/>
-          <w:strike w:val="0"/>
-          <w:color w:val="222222"/>
-          <w:sz w:val="26"/>
-          <w:szCs w:val="26"/>
-          <w:u w:val="none"/>
-          <w:shd w:fill="auto" w:val="clear"/>
-          <w:vertAlign w:val="baseline"/>
-          <w:rtl w:val="0"/>
-        </w:rPr>
-        <w:t xml:space="preserve">Scalability: The architecture should support additional bins, zones, and users without redesigning the platform.</w:t>
-      </w:r>
-    </w:p>
-    <w:p>
-      <w:pPr>
-        <w:keepNext w:val="0"/>
-        <w:keepLines w:val="0"/>
-        <w:pageBreakBefore w:val="0"/>
-        <w:widowControl w:val="1"/>
-        <w:numPr>
-          <w:ilvl w:val="0"/>
-          <w:numId w:val="2"/>
-        </w:numPr>
-        <w:pBdr>
-          <w:top w:space="0" w:sz="0" w:val="nil"/>
-          <w:left w:space="0" w:sz="0" w:val="nil"/>
-          <w:bottom w:space="0" w:sz="0" w:val="nil"/>
-          <w:right w:space="0" w:sz="0" w:val="nil"/>
-          <w:between w:space="0" w:sz="0" w:val="nil"/>
-        </w:pBdr>
-        <w:shd w:fill="auto" w:val="clear"/>
-        <w:spacing w:after="0" w:before="0" w:line="276" w:lineRule="auto"/>
-        <w:ind w:left="360" w:right="0" w:hanging="360"/>
-        <w:jc w:val="both"/>
-        <w:rPr>
-          <w:rFonts w:ascii="Jost" w:cs="Jost" w:eastAsia="Jost" w:hAnsi="Jost"/>
-          <w:sz w:val="26"/>
-          <w:szCs w:val="26"/>
-        </w:rPr>
-      </w:pPr>
-      <w:r>
-        <w:rPr>
-          <w:rFonts w:ascii="Jost" w:cs="Jost" w:eastAsia="Jost" w:hAnsi="Jost"/>
-          <w:i w:val="0"/>
-          <w:iCs w:val="0"/>
-          <w:smallCaps w:val="0"/>
-          <w:strike w:val="0"/>
-          <w:color w:val="222222"/>
-          <w:sz w:val="26"/>
-          <w:szCs w:val="26"/>
-          <w:u w:val="none"/>
-          <w:shd w:fill="auto" w:val="clear"/>
-          <w:vertAlign w:val="baseline"/>
-          <w:rtl w:val="0"/>
-        </w:rPr>
-        <w:t xml:space="preserve">Reliability: Sensor data transmission should tolerate temporary network failure and retry when connection is restored.</w:t>
-      </w:r>
-    </w:p>
-    <w:p>
-      <w:pPr>
-        <w:keepNext w:val="0"/>
-        <w:keepLines w:val="0"/>
-        <w:pageBreakBefore w:val="0"/>
-        <w:widowControl w:val="1"/>
-        <w:numPr>
-          <w:ilvl w:val="0"/>
-          <w:numId w:val="2"/>
-        </w:numPr>
-        <w:pBdr>
-          <w:top w:space="0" w:sz="0" w:val="nil"/>
-          <w:left w:space="0" w:sz="0" w:val="nil"/>
-          <w:bottom w:space="0" w:sz="0" w:val="nil"/>
-          <w:right w:space="0" w:sz="0" w:val="nil"/>
-          <w:between w:space="0" w:sz="0" w:val="nil"/>
-        </w:pBdr>
-        <w:shd w:fill="auto" w:val="clear"/>
-        <w:spacing w:after="0" w:before="0" w:line="276" w:lineRule="auto"/>
-        <w:ind w:left="360" w:right="0" w:hanging="360"/>
-        <w:jc w:val="both"/>
-        <w:rPr>
-          <w:rFonts w:ascii="Jost" w:cs="Jost" w:eastAsia="Jost" w:hAnsi="Jost"/>
-          <w:sz w:val="26"/>
-          <w:szCs w:val="26"/>
-        </w:rPr>
-      </w:pPr>
-      <w:r>
-        <w:rPr>
-          <w:rFonts w:ascii="Jost" w:cs="Jost" w:eastAsia="Jost" w:hAnsi="Jost"/>
-          <w:i w:val="0"/>
-          <w:iCs w:val="0"/>
-          <w:smallCaps w:val="0"/>
-          <w:strike w:val="0"/>
-          <w:color w:val="222222"/>
-          <w:sz w:val="26"/>
-          <w:szCs w:val="26"/>
-          <w:u w:val="none"/>
-          <w:shd w:fill="auto" w:val="clear"/>
-          <w:vertAlign w:val="baseline"/>
-          <w:rtl w:val="0"/>
-        </w:rPr>
-        <w:t xml:space="preserve">Security: User authentication and role-based authorization should be applied in the dashboard and APIs.</w:t>
-      </w:r>
-    </w:p>
-    <w:p>
-      <w:pPr>
-        <w:keepNext w:val="0"/>
-        <w:keepLines w:val="0"/>
-        <w:pageBreakBefore w:val="0"/>
-        <w:widowControl w:val="1"/>
-        <w:numPr>
-          <w:ilvl w:val="0"/>
-          <w:numId w:val="2"/>
-        </w:numPr>
-        <w:pBdr>
-          <w:top w:space="0" w:sz="0" w:val="nil"/>
-          <w:left w:space="0" w:sz="0" w:val="nil"/>
-          <w:bottom w:space="0" w:sz="0" w:val="nil"/>
-          <w:right w:space="0" w:sz="0" w:val="nil"/>
-          <w:between w:space="0" w:sz="0" w:val="nil"/>
-        </w:pBdr>
-        <w:shd w:fill="auto" w:val="clear"/>
-        <w:spacing w:after="0" w:before="0" w:line="276" w:lineRule="auto"/>
-        <w:ind w:left="360" w:right="0" w:hanging="360"/>
-        <w:jc w:val="both"/>
-        <w:rPr>
-          <w:rFonts w:ascii="Jost" w:cs="Jost" w:eastAsia="Jost" w:hAnsi="Jost"/>
-          <w:sz w:val="26"/>
-          <w:szCs w:val="26"/>
-        </w:rPr>
-      </w:pPr>
-      <w:r>
-        <w:rPr>
-          <w:rFonts w:ascii="Jost" w:cs="Jost" w:eastAsia="Jost" w:hAnsi="Jost"/>
-          <w:i w:val="0"/>
-          <w:iCs w:val="0"/>
-          <w:smallCaps w:val="0"/>
-          <w:strike w:val="0"/>
-          <w:color w:val="222222"/>
-          <w:sz w:val="26"/>
-          <w:szCs w:val="26"/>
-          <w:u w:val="none"/>
-          <w:shd w:fill="auto" w:val="clear"/>
-          <w:vertAlign w:val="baseline"/>
-          <w:rtl w:val="0"/>
-        </w:rPr>
-        <w:t xml:space="preserve">Usability: Interfaces should remain simple enough for municipal staff and citizens with minimal training.</w:t>
       </w:r>
     </w:p>
     <w:p>
@@ -5010,19 +5585,335 @@
       <w:r>
         <w:rPr>
           <w:rFonts w:ascii="Jost" w:cs="Jost" w:eastAsia="Jost" w:hAnsi="Jost"/>
-          <w:i w:val="0"/>
-          <w:iCs w:val="0"/>
-          <w:smallCaps w:val="0"/>
-          <w:strike w:val="0"/>
-          <w:color w:val="222222"/>
-          <w:sz w:val="26"/>
-          <w:szCs w:val="26"/>
-          <w:u w:val="none"/>
-          <w:shd w:fill="auto" w:val="clear"/>
-          <w:vertAlign w:val="baseline"/>
-          <w:rtl w:val="0"/>
-        </w:rPr>
-        <w:t xml:space="preserve">Maintainability: The modular structure allows future upgrades such as route optimization, analytics, and predictive alerts.</w:t>
+          <w:b w:val="1"/>
+          <w:bCs w:val="1"/>
+          <w:sz w:val="26"/>
+          <w:szCs w:val="26"/>
+          <w:rtl w:val="0"/>
+        </w:rPr>
+        <w:t xml:space="preserve">Scalability:</w:t>
+      </w:r>
+      <w:r>
+        <w:rPr>
+          <w:rFonts w:ascii="Jost" w:cs="Jost" w:eastAsia="Jost" w:hAnsi="Jost"/>
+          <w:sz w:val="26"/>
+          <w:szCs w:val="26"/>
+          <w:rtl w:val="0"/>
+        </w:rPr>
+        <w:t xml:space="preserve"> The system is designed using a modular architecture with a relational database (Supabase/PostgreSQL), allowing seamless scaling of users, bins, and geographic areas. Additional entities such as zones, routes, or analytics modules can be integrated without major schema redesign.</w:t>
+      </w:r>
+    </w:p>
+    <w:p>
+      <w:pPr>
+        <w:keepNext w:val="0"/>
+        <w:keepLines w:val="0"/>
+        <w:pageBreakBefore w:val="0"/>
+        <w:widowControl w:val="1"/>
+        <w:pBdr>
+          <w:top w:space="0" w:sz="0" w:val="nil"/>
+          <w:left w:space="0" w:sz="0" w:val="nil"/>
+          <w:bottom w:space="0" w:sz="0" w:val="nil"/>
+          <w:right w:space="0" w:sz="0" w:val="nil"/>
+          <w:between w:space="0" w:sz="0" w:val="nil"/>
+        </w:pBdr>
+        <w:shd w:fill="auto" w:val="clear"/>
+        <w:spacing w:after="120" w:before="0" w:line="276" w:lineRule="auto"/>
+        <w:ind w:left="360" w:right="0" w:firstLine="0"/>
+        <w:jc w:val="both"/>
+        <w:rPr>
+          <w:rFonts w:ascii="Jost" w:cs="Jost" w:eastAsia="Jost" w:hAnsi="Jost"/>
+          <w:sz w:val="26"/>
+          <w:szCs w:val="26"/>
+        </w:rPr>
+      </w:pPr>
+      <w:r>
+        <w:rPr>
+          <w:rtl w:val="0"/>
+        </w:rPr>
+      </w:r>
+    </w:p>
+    <w:p>
+      <w:pPr>
+        <w:keepNext w:val="0"/>
+        <w:keepLines w:val="0"/>
+        <w:pageBreakBefore w:val="0"/>
+        <w:widowControl w:val="1"/>
+        <w:numPr>
+          <w:ilvl w:val="0"/>
+          <w:numId w:val="2"/>
+        </w:numPr>
+        <w:pBdr>
+          <w:top w:space="0" w:sz="0" w:val="nil"/>
+          <w:left w:space="0" w:sz="0" w:val="nil"/>
+          <w:bottom w:space="0" w:sz="0" w:val="nil"/>
+          <w:right w:space="0" w:sz="0" w:val="nil"/>
+          <w:between w:space="0" w:sz="0" w:val="nil"/>
+        </w:pBdr>
+        <w:shd w:fill="auto" w:val="clear"/>
+        <w:spacing w:after="120" w:before="0" w:line="276" w:lineRule="auto"/>
+        <w:ind w:left="360" w:right="0" w:hanging="360"/>
+        <w:jc w:val="both"/>
+        <w:rPr>
+          <w:rFonts w:ascii="Jost" w:cs="Jost" w:eastAsia="Jost" w:hAnsi="Jost"/>
+          <w:sz w:val="26"/>
+          <w:szCs w:val="26"/>
+        </w:rPr>
+      </w:pPr>
+      <w:r>
+        <w:rPr>
+          <w:rFonts w:ascii="Jost" w:cs="Jost" w:eastAsia="Jost" w:hAnsi="Jost"/>
+          <w:b w:val="1"/>
+          <w:bCs w:val="1"/>
+          <w:sz w:val="26"/>
+          <w:szCs w:val="26"/>
+          <w:rtl w:val="0"/>
+        </w:rPr>
+        <w:t xml:space="preserve">Reliability:</w:t>
+      </w:r>
+      <w:r>
+        <w:rPr>
+          <w:rFonts w:ascii="Jost" w:cs="Jost" w:eastAsia="Jost" w:hAnsi="Jost"/>
+          <w:sz w:val="26"/>
+          <w:szCs w:val="26"/>
+          <w:rtl w:val="0"/>
+        </w:rPr>
+        <w:t xml:space="preserve"> The system ensures reliable operation by handling temporary network failures gracefully. Sensor data updates and user actions (e.g., complaints, collection updates) are stored persistently, and retry mechanisms or delayed updates can be applied when connectivity is restored.</w:t>
+      </w:r>
+    </w:p>
+    <w:p>
+      <w:pPr>
+        <w:keepNext w:val="0"/>
+        <w:keepLines w:val="0"/>
+        <w:pageBreakBefore w:val="0"/>
+        <w:widowControl w:val="1"/>
+        <w:pBdr>
+          <w:top w:space="0" w:sz="0" w:val="nil"/>
+          <w:left w:space="0" w:sz="0" w:val="nil"/>
+          <w:bottom w:space="0" w:sz="0" w:val="nil"/>
+          <w:right w:space="0" w:sz="0" w:val="nil"/>
+          <w:between w:space="0" w:sz="0" w:val="nil"/>
+        </w:pBdr>
+        <w:shd w:fill="auto" w:val="clear"/>
+        <w:spacing w:after="120" w:before="0" w:line="276" w:lineRule="auto"/>
+        <w:ind w:left="360" w:right="0" w:firstLine="0"/>
+        <w:jc w:val="both"/>
+        <w:rPr>
+          <w:rFonts w:ascii="Jost" w:cs="Jost" w:eastAsia="Jost" w:hAnsi="Jost"/>
+          <w:sz w:val="26"/>
+          <w:szCs w:val="26"/>
+        </w:rPr>
+      </w:pPr>
+      <w:r>
+        <w:rPr>
+          <w:rtl w:val="0"/>
+        </w:rPr>
+      </w:r>
+    </w:p>
+    <w:p>
+      <w:pPr>
+        <w:keepNext w:val="0"/>
+        <w:keepLines w:val="0"/>
+        <w:pageBreakBefore w:val="0"/>
+        <w:widowControl w:val="1"/>
+        <w:numPr>
+          <w:ilvl w:val="0"/>
+          <w:numId w:val="2"/>
+        </w:numPr>
+        <w:pBdr>
+          <w:top w:space="0" w:sz="0" w:val="nil"/>
+          <w:left w:space="0" w:sz="0" w:val="nil"/>
+          <w:bottom w:space="0" w:sz="0" w:val="nil"/>
+          <w:right w:space="0" w:sz="0" w:val="nil"/>
+          <w:between w:space="0" w:sz="0" w:val="nil"/>
+        </w:pBdr>
+        <w:shd w:fill="auto" w:val="clear"/>
+        <w:spacing w:after="120" w:before="0" w:line="276" w:lineRule="auto"/>
+        <w:ind w:left="360" w:right="0" w:hanging="360"/>
+        <w:jc w:val="both"/>
+        <w:rPr>
+          <w:rFonts w:ascii="Jost" w:cs="Jost" w:eastAsia="Jost" w:hAnsi="Jost"/>
+          <w:sz w:val="26"/>
+          <w:szCs w:val="26"/>
+        </w:rPr>
+      </w:pPr>
+      <w:r>
+        <w:rPr>
+          <w:rFonts w:ascii="Jost" w:cs="Jost" w:eastAsia="Jost" w:hAnsi="Jost"/>
+          <w:b w:val="1"/>
+          <w:bCs w:val="1"/>
+          <w:sz w:val="26"/>
+          <w:szCs w:val="26"/>
+          <w:rtl w:val="0"/>
+        </w:rPr>
+        <w:t xml:space="preserve">Security:</w:t>
+      </w:r>
+      <w:r>
+        <w:rPr>
+          <w:rFonts w:ascii="Jost" w:cs="Jost" w:eastAsia="Jost" w:hAnsi="Jost"/>
+          <w:sz w:val="26"/>
+          <w:szCs w:val="26"/>
+          <w:rtl w:val="0"/>
+        </w:rPr>
+        <w:t xml:space="preserve"> Authentication is managed via Supabase Auth, ensuring secure login and session management. Role-based access control (RBAC) is enforced using the user_roles table, restricting access to dashboards and APIs based on user roles (citizen, collector, admin).</w:t>
+      </w:r>
+    </w:p>
+    <w:p>
+      <w:pPr>
+        <w:keepNext w:val="0"/>
+        <w:keepLines w:val="0"/>
+        <w:pageBreakBefore w:val="0"/>
+        <w:widowControl w:val="1"/>
+        <w:pBdr>
+          <w:top w:space="0" w:sz="0" w:val="nil"/>
+          <w:left w:space="0" w:sz="0" w:val="nil"/>
+          <w:bottom w:space="0" w:sz="0" w:val="nil"/>
+          <w:right w:space="0" w:sz="0" w:val="nil"/>
+          <w:between w:space="0" w:sz="0" w:val="nil"/>
+        </w:pBdr>
+        <w:shd w:fill="auto" w:val="clear"/>
+        <w:spacing w:after="120" w:before="0" w:line="276" w:lineRule="auto"/>
+        <w:ind w:left="360" w:right="0" w:firstLine="0"/>
+        <w:jc w:val="both"/>
+        <w:rPr>
+          <w:rFonts w:ascii="Jost" w:cs="Jost" w:eastAsia="Jost" w:hAnsi="Jost"/>
+          <w:sz w:val="26"/>
+          <w:szCs w:val="26"/>
+        </w:rPr>
+      </w:pPr>
+      <w:r>
+        <w:rPr>
+          <w:rtl w:val="0"/>
+        </w:rPr>
+      </w:r>
+    </w:p>
+    <w:p>
+      <w:pPr>
+        <w:keepNext w:val="0"/>
+        <w:keepLines w:val="0"/>
+        <w:pageBreakBefore w:val="0"/>
+        <w:widowControl w:val="1"/>
+        <w:numPr>
+          <w:ilvl w:val="0"/>
+          <w:numId w:val="2"/>
+        </w:numPr>
+        <w:pBdr>
+          <w:top w:space="0" w:sz="0" w:val="nil"/>
+          <w:left w:space="0" w:sz="0" w:val="nil"/>
+          <w:bottom w:space="0" w:sz="0" w:val="nil"/>
+          <w:right w:space="0" w:sz="0" w:val="nil"/>
+          <w:between w:space="0" w:sz="0" w:val="nil"/>
+        </w:pBdr>
+        <w:shd w:fill="auto" w:val="clear"/>
+        <w:spacing w:after="120" w:before="0" w:line="276" w:lineRule="auto"/>
+        <w:ind w:left="360" w:right="0" w:hanging="360"/>
+        <w:jc w:val="both"/>
+        <w:rPr>
+          <w:rFonts w:ascii="Jost" w:cs="Jost" w:eastAsia="Jost" w:hAnsi="Jost"/>
+          <w:sz w:val="26"/>
+          <w:szCs w:val="26"/>
+        </w:rPr>
+      </w:pPr>
+      <w:r>
+        <w:rPr>
+          <w:rFonts w:ascii="Jost" w:cs="Jost" w:eastAsia="Jost" w:hAnsi="Jost"/>
+          <w:b w:val="1"/>
+          <w:bCs w:val="1"/>
+          <w:sz w:val="26"/>
+          <w:szCs w:val="26"/>
+          <w:rtl w:val="0"/>
+        </w:rPr>
+        <w:t xml:space="preserve">Usability:</w:t>
+      </w:r>
+      <w:r>
+        <w:rPr>
+          <w:rFonts w:ascii="Jost" w:cs="Jost" w:eastAsia="Jost" w:hAnsi="Jost"/>
+          <w:sz w:val="26"/>
+          <w:szCs w:val="26"/>
+          <w:rtl w:val="0"/>
+        </w:rPr>
+        <w:t xml:space="preserve"> The user interface is designed with simplicity and clarity in mind, using dashboard-based navigation and responsive layouts. This ensures ease of use for both municipal staff and general citizens with minimal technical training.</w:t>
+      </w:r>
+    </w:p>
+    <w:p>
+      <w:pPr>
+        <w:keepNext w:val="0"/>
+        <w:keepLines w:val="0"/>
+        <w:pageBreakBefore w:val="0"/>
+        <w:widowControl w:val="1"/>
+        <w:pBdr>
+          <w:top w:space="0" w:sz="0" w:val="nil"/>
+          <w:left w:space="0" w:sz="0" w:val="nil"/>
+          <w:bottom w:space="0" w:sz="0" w:val="nil"/>
+          <w:right w:space="0" w:sz="0" w:val="nil"/>
+          <w:between w:space="0" w:sz="0" w:val="nil"/>
+        </w:pBdr>
+        <w:shd w:fill="auto" w:val="clear"/>
+        <w:spacing w:after="120" w:before="0" w:line="276" w:lineRule="auto"/>
+        <w:ind w:left="360" w:right="0" w:firstLine="0"/>
+        <w:jc w:val="both"/>
+        <w:rPr>
+          <w:rFonts w:ascii="Jost" w:cs="Jost" w:eastAsia="Jost" w:hAnsi="Jost"/>
+          <w:sz w:val="26"/>
+          <w:szCs w:val="26"/>
+        </w:rPr>
+      </w:pPr>
+      <w:r>
+        <w:rPr>
+          <w:rtl w:val="0"/>
+        </w:rPr>
+      </w:r>
+    </w:p>
+    <w:p>
+      <w:pPr>
+        <w:keepNext w:val="0"/>
+        <w:keepLines w:val="0"/>
+        <w:pageBreakBefore w:val="0"/>
+        <w:widowControl w:val="1"/>
+        <w:numPr>
+          <w:ilvl w:val="0"/>
+          <w:numId w:val="2"/>
+        </w:numPr>
+        <w:pBdr>
+          <w:top w:space="0" w:sz="0" w:val="nil"/>
+          <w:left w:space="0" w:sz="0" w:val="nil"/>
+          <w:bottom w:space="0" w:sz="0" w:val="nil"/>
+          <w:right w:space="0" w:sz="0" w:val="nil"/>
+          <w:between w:space="0" w:sz="0" w:val="nil"/>
+        </w:pBdr>
+        <w:shd w:fill="auto" w:val="clear"/>
+        <w:spacing w:after="120" w:before="0" w:line="276" w:lineRule="auto"/>
+        <w:ind w:left="360" w:right="0" w:hanging="360"/>
+        <w:jc w:val="both"/>
+        <w:rPr>
+          <w:rFonts w:ascii="Jost" w:cs="Jost" w:eastAsia="Jost" w:hAnsi="Jost"/>
+          <w:sz w:val="26"/>
+          <w:szCs w:val="26"/>
+        </w:rPr>
+      </w:pPr>
+      <w:r>
+        <w:rPr>
+          <w:rFonts w:ascii="Jost" w:cs="Jost" w:eastAsia="Jost" w:hAnsi="Jost"/>
+          <w:b w:val="1"/>
+          <w:bCs w:val="1"/>
+          <w:sz w:val="26"/>
+          <w:szCs w:val="26"/>
+          <w:rtl w:val="0"/>
+        </w:rPr>
+        <w:t xml:space="preserve">Maintainability:</w:t>
+      </w:r>
+      <w:r>
+        <w:rPr>
+          <w:rFonts w:ascii="Jost" w:cs="Jost" w:eastAsia="Jost" w:hAnsi="Jost"/>
+          <w:sz w:val="26"/>
+          <w:szCs w:val="26"/>
+          <w:rtl w:val="0"/>
+        </w:rPr>
+        <w:t xml:space="preserve"> The system follows a clean, modular structure (components, pages, hooks, services), making it easy to maintain and extend. Future enhancements such as route optimization, predictive analytics, and real-time monitoring can be integrated with minimal refactoring.</w:t>
+      </w:r>
+      <w:r>
+        <w:rPr>
+          <w:rtl w:val="0"/>
+        </w:rPr>
       </w:r>
     </w:p>
     <w:p>
@@ -5043,6 +5934,16 @@
     </w:p>
     <w:p>
       <w:pPr>
+        <w:rPr/>
+      </w:pPr>
+      <w:r>
+        <w:rPr>
+          <w:rtl w:val="0"/>
+        </w:rPr>
+      </w:r>
+    </w:p>
+    <w:p>
+      <w:pPr>
         <w:pStyle w:val="Heading1"/>
         <w:jc w:val="both"/>
         <w:rPr>
@@ -5053,9 +5954,25 @@
       </w:pPr>
       <w:r>
         <w:rPr>
+          <w:rtl w:val="0"/>
+        </w:rPr>
+      </w:r>
+    </w:p>
+    <w:p>
+      <w:pPr>
+        <w:pStyle w:val="Heading1"/>
+        <w:jc w:val="both"/>
+        <w:rPr>
           <w:rFonts w:ascii="Jost" w:cs="Jost" w:eastAsia="Jost" w:hAnsi="Jost"/>
           <w:sz w:val="36"/>
           <w:szCs w:val="36"/>
+        </w:rPr>
+      </w:pPr>
+      <w:r>
+        <w:rPr>
+          <w:rFonts w:ascii="Jost" w:cs="Jost" w:eastAsia="Jost" w:hAnsi="Jost"/>
+          <w:sz w:val="36"/>
+          <w:szCs w:val="36"/>
           <w:rtl w:val="0"/>
         </w:rPr>
         <w:t xml:space="preserve">10. Conclusion</w:t>
@@ -5077,7 +5994,56 @@
           <w:szCs w:val="26"/>
           <w:rtl w:val="0"/>
         </w:rPr>
-        <w:t xml:space="preserve">The Smart Waste Management System provides a practical and scalable solution to modern waste collection challenges. By combining sensor-enabled bins, a structured backend, digital interfaces, and a relational database, the system improves monitoring, response time, and operational efficiency. This design document offers a clear implementation roadmap and satisfies the required architectural, diagrammatic, and prototype-focused deliverables for the assignment.</w:t>
+        <w:t xml:space="preserve">The Smart Waste Management System presents a structured and scalable approach to modern waste management challenges. By integrating a centralized database, role-based dashboards, and real-time data handling, the system enhances monitoring efficiency, improves response time, and streamlines waste collection operations.</w:t>
+      </w:r>
+    </w:p>
+    <w:p>
+      <w:pPr>
+        <w:jc w:val="both"/>
+        <w:rPr>
+          <w:rFonts w:ascii="Jost" w:cs="Jost" w:eastAsia="Jost" w:hAnsi="Jost"/>
+          <w:sz w:val="26"/>
+          <w:szCs w:val="26"/>
+        </w:rPr>
+      </w:pPr>
+      <w:r>
+        <w:rPr>
+          <w:rtl w:val="0"/>
+        </w:rPr>
+      </w:r>
+    </w:p>
+    <w:p>
+      <w:pPr>
+        <w:jc w:val="both"/>
+        <w:rPr>
+          <w:rFonts w:ascii="Jost" w:cs="Jost" w:eastAsia="Jost" w:hAnsi="Jost"/>
+          <w:sz w:val="26"/>
+          <w:szCs w:val="26"/>
+        </w:rPr>
+      </w:pPr>
+      <w:r>
+        <w:rPr>
+          <w:rFonts w:ascii="Jost" w:cs="Jost" w:eastAsia="Jost" w:hAnsi="Jost"/>
+          <w:sz w:val="26"/>
+          <w:szCs w:val="26"/>
+          <w:rtl w:val="0"/>
+        </w:rPr>
+        <w:t xml:space="preserve">The use of a relational database schema ensures data consistency and efficient querying, while the modular frontend architecture supports future expansion. Overall, this design provides a practical implementation roadmap and fulfills the architectural, database, and prototype requirements of the system.</w:t>
+      </w:r>
+    </w:p>
+    <w:p>
+      <w:pPr>
+        <w:jc w:val="both"/>
+        <w:rPr>
+          <w:rFonts w:ascii="Jost" w:cs="Jost" w:eastAsia="Jost" w:hAnsi="Jost"/>
+          <w:sz w:val="26"/>
+          <w:szCs w:val="26"/>
+        </w:rPr>
+      </w:pPr>
+      <w:r>
+        <w:rPr>
+          <w:rtl w:val="0"/>
+        </w:rPr>
       </w:r>
     </w:p>
     <w:p>
@@ -5150,7 +6116,7 @@
       </w:r>
     </w:p>
     <w:sectPr>
-      <w:footerReference r:id="rId25" w:type="default"/>
+      <w:footerReference r:id="rId27" w:type="default"/>
       <w:pgSz w:h="15840" w:w="12240" w:orient="portrait"/>
       <w:pgMar w:bottom="1008" w:top="1080" w:left="1224" w:right="1224" w:header="720" w:footer="720"/>
       <w:pgNumType w:start="1"/>
@@ -5638,18 +6604,10 @@
   </w:style>
   <w:style w:type="table" w:styleId="Table3">
     <w:basedOn w:val="TableNormal"/>
-    <w:pPr>
-      <w:spacing w:after="0" w:line="240" w:lineRule="auto"/>
-    </w:pPr>
     <w:tblPr>
       <w:tblStyleRowBandSize w:val="1"/>
       <w:tblStyleColBandSize w:val="1"/>
-      <w:tblCellMar>
-        <w:top w:w="0.0" w:type="dxa"/>
-        <w:left w:w="108.0" w:type="dxa"/>
-        <w:bottom w:w="0.0" w:type="dxa"/>
-        <w:right w:w="108.0" w:type="dxa"/>
-      </w:tblCellMar>
+      <w:tblCellMar/>
     </w:tblPr>
   </w:style>
 </w:styles>
